--- a/resources/gcse-business-which-sentence-earns-which-mark/GCSE-Business-Which-Sentence-Earns-Which-Mark-EDITABLE.docx
+++ b/resources/gcse-business-which-sentence-earns-which-mark/GCSE-Business-Which-Sentence-Earns-Which-Mark-EDITABLE.docx
@@ -72,7 +72,7 @@
     </w:p>
     <w:p>
       <w:r>
-        <w:t>Tariffs, levels and mark schemes change, and they differ between boards. This pack teaches what a sentence has to do to earn. The mark scheme grids in it are ours and they are labelled as ours on the page they appear. They are not AQA's and they are not Pearson's. Both boards publish their specimen papers and mark schemes free, and those are the ones to mark against. The questions here are written in the style of each board's long questions, not taken from a paper. Redgate Bikes is invented, and every figure is internally consistent, so any calculation in the models can be checked with a calculator.</w:t>
+        <w:t>Tariffs, levels and mark schemes change, and they differ between boards. This pack teaches what a sentence has to do to earn. The wording of the mark scheme grids in it is ours and is labelled as ours on the page it appears. It is not AQA's and it is not Pearson's. What is not ours is the shape of those grids: how many levels there are, where the mark bands fall and which assessment objectives are credited all follow the boards' own published mark schemes, because getting those wrong is how a pack teaches a student to leave marks behind. The four questions are written to match the shapes each board actually sets, checked against AQA's June 2023 papers and Pearson's Summer 2024 paper and sample assessment materials, and not lifted from any paper. On AQA the 9 mark question is Recommend and the 12 mark question asks the student to analyse two options and evaluate which. On Edexcel the 9 mark question is Justify with two options given, the 12 mark question is Evaluate, and Analyse is a 6 mark question on that board. Both boards publish their specimen papers and mark schemes free, and those are the ones to mark against. Redgate Bikes is invented, and every figure is internally consistent, so any calculation in the models can be checked with a calculator.</w:t>
       </w:r>
     </w:p>
     <w:p>
@@ -194,7 +194,7 @@
               <w:rPr>
                 <w:sz w:val="18"/>
               </w:rPr>
-              <w:t>Our level grids, and how long an answer should take</w:t>
+              <w:t>Four level grids, one per question type, and how long an answer should take</w:t>
             </w:r>
           </w:p>
         </w:tc>
@@ -210,7 +210,7 @@
               <w:rPr>
                 <w:sz w:val="18"/>
               </w:rPr>
-              <w:t>Our mark scheme, and it is ours</w:t>
+              <w:t>Our mark scheme, and the wording is ours</w:t>
             </w:r>
           </w:p>
         </w:tc>
@@ -296,7 +296,7 @@
               <w:rPr>
                 <w:sz w:val="18"/>
               </w:rPr>
-              <w:t>Edexcel style, 9 marks Analyse and 12 marks Evaluate</w:t>
+              <w:t>Edexcel style, 9 marks Justify and 12 marks Evaluate. Analyse on Edexcel is 6 marks</w:t>
             </w:r>
           </w:p>
         </w:tc>
@@ -330,7 +330,7 @@
               <w:rPr>
                 <w:sz w:val="18"/>
               </w:rPr>
-              <w:t>Fourteen things to say to a class out loud</w:t>
+              <w:t>Fifteen things to say to a class out loud</w:t>
             </w:r>
           </w:p>
         </w:tc>
@@ -407,7 +407,7 @@
     </w:p>
     <w:p>
       <w:r>
-        <w:t>If you have taught A-Level you will be used to four assessment objectives. At GCSE both boards use three. Analysis and evaluation are not separate objectives here. They sit together in AO3. That is why an answer that analyses beautifully and never judges still stalls, and why a student who has been told to do the evaluation at the end writes a summary paragraph that earns nothing.</w:t>
+        <w:t>If you have taught A-Level you will be used to four assessment objectives. At GCSE both boards use three, and analysis and evaluation sit together in the headline AO3. That is why an answer that analyses beautifully and never judges still stalls. It does not follow that the judgement is optional, and this is the point on which it is easiest to mislead a class. Edexcel splits AO3 in its mark scheme into AO3a for analysis and AO3b for evaluation and puts marks on each: Pearson's own guidance for the 9 mark Justify question gives AO2 = 3, AO3a = 3, AO3b = 3. A student who leaves the judgement out has not written a thin answer, they have left three of the nine marks untouched. On AQA the 9 mark question is marked AO2 3 marks and AO3 6 marks, and every level of the grid, Level 1 included, asks for a conclusion.</w:t>
       </w:r>
     </w:p>
     <w:tbl>
@@ -536,7 +536,7 @@
               <w:rPr>
                 <w:sz w:val="18"/>
               </w:rPr>
-              <w:t>Knowledge</w:t>
+              <w:t>Knowledge and understanding</w:t>
             </w:r>
           </w:p>
         </w:tc>
@@ -552,7 +552,7 @@
               <w:rPr>
                 <w:sz w:val="18"/>
               </w:rPr>
-              <w:t>A term used correctly, a concept named, a calculation done.</w:t>
+              <w:t>A term used correctly, a concept named. Calculations are not AO1: both boards mark them as application.</w:t>
             </w:r>
           </w:p>
         </w:tc>
@@ -618,7 +618,7 @@
               <w:rPr>
                 <w:sz w:val="18"/>
               </w:rPr>
-              <w:t>The point is tied to this business, using its figures, its market or its situation.</w:t>
+              <w:t>The point is tied to this business, using its figures, its market or its situation. A calculation on the case sits here.</w:t>
             </w:r>
           </w:p>
         </w:tc>
@@ -668,7 +668,7 @@
               <w:rPr>
                 <w:sz w:val="18"/>
               </w:rPr>
-              <w:t>Analysis and evaluation, together</w:t>
+              <w:t>Analysis and evaluation</w:t>
             </w:r>
           </w:p>
         </w:tc>
@@ -684,7 +684,7 @@
               <w:rPr>
                 <w:sz w:val="18"/>
               </w:rPr>
-              <w:t>A consequence followed through, and then weighed against something and decided.</w:t>
+              <w:t>A consequence followed through, and then weighed against something and decided. Edexcel splits this into AO3a, analysis, and AO3b, evaluation, and marks each separately.</w:t>
             </w:r>
           </w:p>
         </w:tc>
@@ -712,7 +712,7 @@
           <w:i/>
           <w:sz w:val="19"/>
         </w:rPr>
-        <w:t>We still tag analysis and evaluation separately in this pack, because a student needs to see the difference between following a consequence through and deciding between two things. On the paper they are marked together.</w:t>
+        <w:t>We tag analysis and evaluation separately in this pack because a student needs to see the difference between following a consequence through and deciding between two things. On an AQA paper the two are described together inside one level descriptor. On an Edexcel paper they are tagged separately in the mark scheme, AO3a and AO3b, with three marks each on the 9 mark question.</w:t>
       </w:r>
     </w:p>
     <w:p>
@@ -847,7 +847,7 @@
               <w:rPr>
                 <w:sz w:val="18"/>
               </w:rPr>
-              <w:t>A term used correctly, or a figure quoted straight from the case.</w:t>
+              <w:t>A term or concept used correctly, with no reference to this business. A figure taken from the case is application, not knowledge.</w:t>
             </w:r>
           </w:p>
         </w:tc>
@@ -1076,7 +1076,7 @@
         <w:rPr>
           <w:sz w:val="19"/>
         </w:rPr>
-        <w:t>These are the command words that turn up on the long questions. Both boards publish their own list, so check yours, because getting the command word wrong is the cheapest way there is to lose a level.</w:t>
+        <w:t>These are the command words that turn up on the long questions, and they are not the same on the two boards. The command word belongs to a board and to a tariff, and taking one board's command word to the other board's paper is how a class ends up practising a question that does not exist.</w:t>
       </w:r>
     </w:p>
     <w:tbl>
@@ -1094,14 +1094,15 @@
         </w:tblCellMar>
       </w:tblPr>
       <w:tblGrid>
-        <w:gridCol w:w="3369"/>
-        <w:gridCol w:w="3369"/>
-        <w:gridCol w:w="3369"/>
+        <w:gridCol w:w="2526"/>
+        <w:gridCol w:w="2526"/>
+        <w:gridCol w:w="2526"/>
+        <w:gridCol w:w="2526"/>
       </w:tblGrid>
       <w:tr>
         <w:tc>
           <w:tcPr>
-            <w:tcW w:type="dxa" w:w="1560"/>
+            <w:tcW w:type="dxa" w:w="1280"/>
             <w:shd w:val="clear" w:color="auto" w:fill="1F1F1F"/>
           </w:tcPr>
           <w:p>
@@ -1112,7 +1113,7 @@
               <w:rPr>
                 <w:b/>
                 <w:color w:val="FFFFFF"/>
-                <w:sz w:val="18"/>
+                <w:sz w:val="17"/>
               </w:rPr>
               <w:t>Command word</w:t>
             </w:r>
@@ -1120,7 +1121,7 @@
         </w:tc>
         <w:tc>
           <w:tcPr>
-            <w:tcW w:type="dxa" w:w="4640"/>
+            <w:tcW w:type="dxa" w:w="2360"/>
             <w:shd w:val="clear" w:color="auto" w:fill="1F1F1F"/>
           </w:tcPr>
           <w:p>
@@ -1131,15 +1132,15 @@
               <w:rPr>
                 <w:b/>
                 <w:color w:val="FFFFFF"/>
-                <w:sz w:val="18"/>
-              </w:rPr>
-              <w:t>What the answer has to do</w:t>
-            </w:r>
-          </w:p>
-        </w:tc>
-        <w:tc>
-          <w:tcPr>
-            <w:tcW w:type="dxa" w:w="3860"/>
+                <w:sz w:val="17"/>
+              </w:rPr>
+              <w:t>Board and tariff</w:t>
+            </w:r>
+          </w:p>
+        </w:tc>
+        <w:tc>
+          <w:tcPr>
+            <w:tcW w:type="dxa" w:w="3480"/>
             <w:shd w:val="clear" w:color="auto" w:fill="1F1F1F"/>
           </w:tcPr>
           <w:p>
@@ -1150,7 +1151,26 @@
               <w:rPr>
                 <w:b/>
                 <w:color w:val="FFFFFF"/>
-                <w:sz w:val="18"/>
+                <w:sz w:val="17"/>
+              </w:rPr>
+              <w:t>What the answer has to do</w:t>
+            </w:r>
+          </w:p>
+        </w:tc>
+        <w:tc>
+          <w:tcPr>
+            <w:tcW w:type="dxa" w:w="2940"/>
+            <w:shd w:val="clear" w:color="auto" w:fill="1F1F1F"/>
+          </w:tcPr>
+          <w:p>
+            <w:pPr>
+              <w:spacing w:after="30" w:before="30"/>
+            </w:pPr>
+            <w:r>
+              <w:rPr>
+                <w:b/>
+                <w:color w:val="FFFFFF"/>
+                <w:sz w:val="17"/>
               </w:rPr>
               <w:t>What earns nothing on it</w:t>
             </w:r>
@@ -1160,7 +1180,7 @@
       <w:tr>
         <w:tc>
           <w:tcPr>
-            <w:tcW w:type="dxa" w:w="1560"/>
+            <w:tcW w:type="dxa" w:w="1280"/>
           </w:tcPr>
           <w:p>
             <w:pPr>
@@ -1169,7 +1189,7 @@
             <w:r>
               <w:rPr>
                 <w:b/>
-                <w:sz w:val="18"/>
+                <w:sz w:val="17"/>
               </w:rPr>
               <w:t>Analyse</w:t>
             </w:r>
@@ -1177,33 +1197,49 @@
         </w:tc>
         <w:tc>
           <w:tcPr>
-            <w:tcW w:type="dxa" w:w="4640"/>
-          </w:tcPr>
-          <w:p>
-            <w:pPr>
-              <w:spacing w:after="30" w:before="30"/>
-            </w:pPr>
-            <w:r>
-              <w:rPr>
-                <w:sz w:val="18"/>
-              </w:rPr>
-              <w:t>Carry two consequences all the way through to an effect on this business.</w:t>
-            </w:r>
-          </w:p>
-        </w:tc>
-        <w:tc>
-          <w:tcPr>
-            <w:tcW w:type="dxa" w:w="3860"/>
-          </w:tcPr>
-          <w:p>
-            <w:pPr>
-              <w:spacing w:after="30" w:before="30"/>
-            </w:pPr>
-            <w:r>
-              <w:rPr>
-                <w:sz w:val="18"/>
-              </w:rPr>
-              <w:t>A judgement or a conclusion. There is no evaluation credit.</w:t>
+            <w:tcW w:type="dxa" w:w="2360"/>
+          </w:tcPr>
+          <w:p>
+            <w:pPr>
+              <w:spacing w:after="30" w:before="30"/>
+            </w:pPr>
+            <w:r>
+              <w:rPr>
+                <w:sz w:val="17"/>
+              </w:rPr>
+              <w:t>AQA, and Edexcel at 6 marks</w:t>
+            </w:r>
+          </w:p>
+        </w:tc>
+        <w:tc>
+          <w:tcPr>
+            <w:tcW w:type="dxa" w:w="3480"/>
+          </w:tcPr>
+          <w:p>
+            <w:pPr>
+              <w:spacing w:after="30" w:before="30"/>
+            </w:pPr>
+            <w:r>
+              <w:rPr>
+                <w:sz w:val="17"/>
+              </w:rPr>
+              <w:t>Explore the parts of an issue and their relationship to this business, carrying the consequences through.</w:t>
+            </w:r>
+          </w:p>
+        </w:tc>
+        <w:tc>
+          <w:tcPr>
+            <w:tcW w:type="dxa" w:w="2940"/>
+          </w:tcPr>
+          <w:p>
+            <w:pPr>
+              <w:spacing w:after="30" w:before="30"/>
+            </w:pPr>
+            <w:r>
+              <w:rPr>
+                <w:sz w:val="17"/>
+              </w:rPr>
+              <w:t>A judgement or a conclusion. No evaluation is credited on an Analyse question.</w:t>
             </w:r>
           </w:p>
         </w:tc>
@@ -1211,7 +1247,7 @@
       <w:tr>
         <w:tc>
           <w:tcPr>
-            <w:tcW w:type="dxa" w:w="1560"/>
+            <w:tcW w:type="dxa" w:w="1280"/>
           </w:tcPr>
           <w:p>
             <w:pPr>
@@ -1220,7 +1256,7 @@
             <w:r>
               <w:rPr>
                 <w:b/>
-                <w:sz w:val="18"/>
+                <w:sz w:val="17"/>
               </w:rPr>
               <w:t>Evaluate</w:t>
             </w:r>
@@ -1228,31 +1264,47 @@
         </w:tc>
         <w:tc>
           <w:tcPr>
-            <w:tcW w:type="dxa" w:w="4640"/>
-          </w:tcPr>
-          <w:p>
-            <w:pPr>
-              <w:spacing w:after="30" w:before="30"/>
-            </w:pPr>
-            <w:r>
-              <w:rPr>
-                <w:sz w:val="18"/>
-              </w:rPr>
-              <w:t>Analyse both sides, weigh them against each other, and decide.</w:t>
-            </w:r>
-          </w:p>
-        </w:tc>
-        <w:tc>
-          <w:tcPr>
-            <w:tcW w:type="dxa" w:w="3860"/>
-          </w:tcPr>
-          <w:p>
-            <w:pPr>
-              <w:spacing w:after="30" w:before="30"/>
-            </w:pPr>
-            <w:r>
-              <w:rPr>
-                <w:sz w:val="18"/>
+            <w:tcW w:type="dxa" w:w="2360"/>
+          </w:tcPr>
+          <w:p>
+            <w:pPr>
+              <w:spacing w:after="30" w:before="30"/>
+            </w:pPr>
+            <w:r>
+              <w:rPr>
+                <w:sz w:val="17"/>
+              </w:rPr>
+              <w:t>AQA 12 marks, Edexcel 12 marks</w:t>
+            </w:r>
+          </w:p>
+        </w:tc>
+        <w:tc>
+          <w:tcPr>
+            <w:tcW w:type="dxa" w:w="3480"/>
+          </w:tcPr>
+          <w:p>
+            <w:pPr>
+              <w:spacing w:after="30" w:before="30"/>
+            </w:pPr>
+            <w:r>
+              <w:rPr>
+                <w:sz w:val="17"/>
+              </w:rPr>
+              <w:t>Analyse both sides, weigh them against each other, and reach a supported conclusion.</w:t>
+            </w:r>
+          </w:p>
+        </w:tc>
+        <w:tc>
+          <w:tcPr>
+            <w:tcW w:type="dxa" w:w="2940"/>
+          </w:tcPr>
+          <w:p>
+            <w:pPr>
+              <w:spacing w:after="30" w:before="30"/>
+            </w:pPr>
+            <w:r>
+              <w:rPr>
+                <w:sz w:val="17"/>
               </w:rPr>
               <w:t>Listing advantages and then disadvantages and stopping.</w:t>
             </w:r>
@@ -1262,7 +1314,7 @@
       <w:tr>
         <w:tc>
           <w:tcPr>
-            <w:tcW w:type="dxa" w:w="1560"/>
+            <w:tcW w:type="dxa" w:w="1280"/>
           </w:tcPr>
           <w:p>
             <w:pPr>
@@ -1271,7 +1323,7 @@
             <w:r>
               <w:rPr>
                 <w:b/>
-                <w:sz w:val="18"/>
+                <w:sz w:val="17"/>
               </w:rPr>
               <w:t>Recommend</w:t>
             </w:r>
@@ -1279,31 +1331,47 @@
         </w:tc>
         <w:tc>
           <w:tcPr>
-            <w:tcW w:type="dxa" w:w="4640"/>
-          </w:tcPr>
-          <w:p>
-            <w:pPr>
-              <w:spacing w:after="30" w:before="30"/>
-            </w:pPr>
-            <w:r>
-              <w:rPr>
-                <w:sz w:val="18"/>
-              </w:rPr>
-              <w:t>Decide in the first sentence, then support the decision from the case.</w:t>
-            </w:r>
-          </w:p>
-        </w:tc>
-        <w:tc>
-          <w:tcPr>
-            <w:tcW w:type="dxa" w:w="3860"/>
-          </w:tcPr>
-          <w:p>
-            <w:pPr>
-              <w:spacing w:after="30" w:before="30"/>
-            </w:pPr>
-            <w:r>
-              <w:rPr>
-                <w:sz w:val="18"/>
+            <w:tcW w:type="dxa" w:w="2360"/>
+          </w:tcPr>
+          <w:p>
+            <w:pPr>
+              <w:spacing w:after="30" w:before="30"/>
+            </w:pPr>
+            <w:r>
+              <w:rPr>
+                <w:sz w:val="17"/>
+              </w:rPr>
+              <w:t>AQA, 9 marks. Not an Edexcel command word</w:t>
+            </w:r>
+          </w:p>
+        </w:tc>
+        <w:tc>
+          <w:tcPr>
+            <w:tcW w:type="dxa" w:w="3480"/>
+          </w:tcPr>
+          <w:p>
+            <w:pPr>
+              <w:spacing w:after="30" w:before="30"/>
+            </w:pPr>
+            <w:r>
+              <w:rPr>
+                <w:sz w:val="17"/>
+              </w:rPr>
+              <w:t>Set out the key points about the different ideas, choose one, and support the choice from the case.</w:t>
+            </w:r>
+          </w:p>
+        </w:tc>
+        <w:tc>
+          <w:tcPr>
+            <w:tcW w:type="dxa" w:w="2940"/>
+          </w:tcPr>
+          <w:p>
+            <w:pPr>
+              <w:spacing w:after="30" w:before="30"/>
+            </w:pPr>
+            <w:r>
+              <w:rPr>
+                <w:sz w:val="17"/>
               </w:rPr>
               <w:t>Describing both options and leaving the choice to the reader.</w:t>
             </w:r>
@@ -1313,7 +1381,7 @@
       <w:tr>
         <w:tc>
           <w:tcPr>
-            <w:tcW w:type="dxa" w:w="1560"/>
+            <w:tcW w:type="dxa" w:w="1280"/>
           </w:tcPr>
           <w:p>
             <w:pPr>
@@ -1322,7 +1390,7 @@
             <w:r>
               <w:rPr>
                 <w:b/>
-                <w:sz w:val="18"/>
+                <w:sz w:val="17"/>
               </w:rPr>
               <w:t>Justify</w:t>
             </w:r>
@@ -1330,33 +1398,49 @@
         </w:tc>
         <w:tc>
           <w:tcPr>
-            <w:tcW w:type="dxa" w:w="4640"/>
-          </w:tcPr>
-          <w:p>
-            <w:pPr>
-              <w:spacing w:after="30" w:before="30"/>
-            </w:pPr>
-            <w:r>
-              <w:rPr>
-                <w:sz w:val="18"/>
-              </w:rPr>
-              <w:t>State the choice, then give the reasons the case supports.</w:t>
-            </w:r>
-          </w:p>
-        </w:tc>
-        <w:tc>
-          <w:tcPr>
-            <w:tcW w:type="dxa" w:w="3860"/>
-          </w:tcPr>
-          <w:p>
-            <w:pPr>
-              <w:spacing w:after="30" w:before="30"/>
-            </w:pPr>
-            <w:r>
-              <w:rPr>
-                <w:sz w:val="18"/>
-              </w:rPr>
-              <w:t>Reasons that would fit any business.</w:t>
+            <w:tcW w:type="dxa" w:w="2360"/>
+          </w:tcPr>
+          <w:p>
+            <w:pPr>
+              <w:spacing w:after="30" w:before="30"/>
+            </w:pPr>
+            <w:r>
+              <w:rPr>
+                <w:sz w:val="17"/>
+              </w:rPr>
+              <w:t>Edexcel, 9 marks. Not on AQA's published list</w:t>
+            </w:r>
+          </w:p>
+        </w:tc>
+        <w:tc>
+          <w:tcPr>
+            <w:tcW w:type="dxa" w:w="3480"/>
+          </w:tcPr>
+          <w:p>
+            <w:pPr>
+              <w:spacing w:after="30" w:before="30"/>
+            </w:pPr>
+            <w:r>
+              <w:rPr>
+                <w:sz w:val="17"/>
+              </w:rPr>
+              <w:t>Choose one of the two options given, build chains of reasoning from the case for it, and reach a judgement that weighs it against the option you rejected. Marks are AO2 = 3, AO3a = 3, AO3b = 3.</w:t>
+            </w:r>
+          </w:p>
+        </w:tc>
+        <w:tc>
+          <w:tcPr>
+            <w:tcW w:type="dxa" w:w="2940"/>
+          </w:tcPr>
+          <w:p>
+            <w:pPr>
+              <w:spacing w:after="30" w:before="30"/>
+            </w:pPr>
+            <w:r>
+              <w:rPr>
+                <w:sz w:val="17"/>
+              </w:rPr>
+              <w:t>Chains with no decision at the end. The judgement is a third of the marks on this question.</w:t>
             </w:r>
           </w:p>
         </w:tc>
@@ -1364,7 +1448,7 @@
       <w:tr>
         <w:tc>
           <w:tcPr>
-            <w:tcW w:type="dxa" w:w="1560"/>
+            <w:tcW w:type="dxa" w:w="1280"/>
           </w:tcPr>
           <w:p>
             <w:pPr>
@@ -1373,7 +1457,7 @@
             <w:r>
               <w:rPr>
                 <w:b/>
-                <w:sz w:val="18"/>
+                <w:sz w:val="17"/>
               </w:rPr>
               <w:t>Discuss</w:t>
             </w:r>
@@ -1381,38 +1465,63 @@
         </w:tc>
         <w:tc>
           <w:tcPr>
-            <w:tcW w:type="dxa" w:w="4640"/>
-          </w:tcPr>
-          <w:p>
-            <w:pPr>
-              <w:spacing w:after="30" w:before="30"/>
-            </w:pPr>
-            <w:r>
-              <w:rPr>
-                <w:sz w:val="18"/>
-              </w:rPr>
-              <w:t>Both sides, then a supported judgement. The same job as Evaluate.</w:t>
-            </w:r>
-          </w:p>
-        </w:tc>
-        <w:tc>
-          <w:tcPr>
-            <w:tcW w:type="dxa" w:w="3860"/>
-          </w:tcPr>
-          <w:p>
-            <w:pPr>
-              <w:spacing w:after="30" w:before="30"/>
-            </w:pPr>
-            <w:r>
-              <w:rPr>
-                <w:sz w:val="18"/>
-              </w:rPr>
-              <w:t>A last paragraph that repeats what has already been said.</w:t>
+            <w:tcW w:type="dxa" w:w="2360"/>
+          </w:tcPr>
+          <w:p>
+            <w:pPr>
+              <w:spacing w:after="30" w:before="30"/>
+            </w:pPr>
+            <w:r>
+              <w:rPr>
+                <w:sz w:val="17"/>
+              </w:rPr>
+              <w:t>Edexcel, 6 marks. Not on AQA's published list</w:t>
+            </w:r>
+          </w:p>
+        </w:tc>
+        <w:tc>
+          <w:tcPr>
+            <w:tcW w:type="dxa" w:w="3480"/>
+          </w:tcPr>
+          <w:p>
+            <w:pPr>
+              <w:spacing w:after="30" w:before="30"/>
+            </w:pPr>
+            <w:r>
+              <w:rPr>
+                <w:sz w:val="17"/>
+              </w:rPr>
+              <w:t>Explore a business concept or issue in depth. These questions carry no case context, though a student may bring an example in to illustrate.</w:t>
+            </w:r>
+          </w:p>
+        </w:tc>
+        <w:tc>
+          <w:tcPr>
+            <w:tcW w:type="dxa" w:w="2940"/>
+          </w:tcPr>
+          <w:p>
+            <w:pPr>
+              <w:spacing w:after="30" w:before="30"/>
+            </w:pPr>
+            <w:r>
+              <w:rPr>
+                <w:sz w:val="17"/>
+              </w:rPr>
+              <w:t>Treating it as a shorter Evaluate. It is not one, and there is no case to apply.</w:t>
             </w:r>
           </w:p>
         </w:tc>
       </w:tr>
     </w:tbl>
+    <w:p>
+      <w:r>
+        <w:rPr>
+          <w:i/>
+          <w:sz w:val="19"/>
+        </w:rPr>
+        <w:t>Both boards publish their own list free. AQA's is on its GCSE Business 8132 teaching pages; Pearson's is Appendix 1 of the 1BS0 specification. Check yours, because getting the command word wrong is the cheapest way there is to lose a level.</w:t>
+      </w:r>
+    </w:p>
     <w:p>
       <w:pPr>
         <w:pStyle w:val="Heading2"/>
@@ -1599,7 +1708,7 @@
                 <w:b/>
                 <w:sz w:val="18"/>
               </w:rPr>
-              <w:t>A conclusion on an Analyse question</w:t>
+              <w:t>A conclusion on an Analyse question, which on Edexcel is 6 marks</w:t>
             </w:r>
           </w:p>
         </w:tc>
@@ -1615,7 +1724,7 @@
               <w:rPr>
                 <w:sz w:val="18"/>
               </w:rPr>
-              <w:t>In conclusion, turning work away is bad for Redgate.</w:t>
+              <w:t>In conclusion, turning work away is bad for Redgate. On a 9 mark Justify the same sentence is where three of the marks are, so check the command word before you cross it out.</w:t>
             </w:r>
           </w:p>
         </w:tc>
@@ -1742,12 +1851,12 @@
         <w:keepNext/>
       </w:pPr>
       <w:r>
-        <w:t>Our mark scheme, and it is ours</w:t>
+        <w:t>Our mark scheme, and the wording is ours</w:t>
       </w:r>
     </w:p>
     <w:p>
       <w:r>
-        <w:t>The grids below are written by us, so that the annotations have something to refer to. They are not AQA's and they are not Pearson's. Both boards publish theirs free and yours should be the one on your desk when you mark. What these grids do capture is the thing both boards reward and every teacher recognises: general to applied, applied to followed through, followed through to decided.</w:t>
+        <w:t>The grids below are written by us, so that the annotations have something to refer to. The wording is not AQA's and it is not Pearson's, and both boards publish theirs free. The structure, though, is theirs: the number of levels, the mark bands and the objectives credited in each grid follow the board named in its heading. That is deliberate. A grid with the right spirit and the wrong shape is how a student learns to leave marks behind. There are four grids because there are four different questions here, and the 12 mark question is not built the same way on the two boards.</w:t>
       </w:r>
     </w:p>
     <w:p>
@@ -1756,7 +1865,16 @@
         <w:keepNext/>
       </w:pPr>
       <w:r>
-        <w:t>Grid 1. The 9 mark Recommend or Justify question, AQA style</w:t>
+        <w:t>Grid 1. The 9 mark Recommend question, AQA style</w:t>
+      </w:r>
+    </w:p>
+    <w:p>
+      <w:r>
+        <w:rPr>
+          <w:i/>
+          <w:sz w:val="19"/>
+        </w:rPr>
+        <w:t>AQA marks this question AO2 3 marks and AO3 6 marks, in three levels. A conclusion is asked for at every level, Level 1 included.</w:t>
       </w:r>
     </w:p>
     <w:tbl>
@@ -1847,7 +1965,7 @@
               <w:rPr>
                 <w:sz w:val="18"/>
               </w:rPr>
-              <w:t>Business knowledge shown. Points are general and would fit any firm. No consequence carried through, or a recommendation with nothing behind it.</w:t>
+              <w:t>Business knowledge shown. Points are general and would fit any firm. No consequence carried through, and the conclusion is there but bare.</w:t>
             </w:r>
           </w:p>
         </w:tc>
@@ -1882,7 +2000,7 @@
               <w:rPr>
                 <w:sz w:val="18"/>
               </w:rPr>
-              <w:t>Points tied to this business with its own figures. At least one consequence carried through. A recommendation is made, but it is thin, or the case against it is ignored.</w:t>
+              <w:t>Points tied to this business with its own figures. At least one consequence carried through. A recommendation is made with some justification, but it is thin, or the case against it is ignored.</w:t>
             </w:r>
           </w:p>
         </w:tc>
@@ -1917,7 +2035,7 @@
               <w:rPr>
                 <w:sz w:val="18"/>
               </w:rPr>
-              <w:t>Chains carried all the way to an effect on this business, using its numbers. A clear recommendation supported by evidence from the case, and the strongest argument against it dealt with rather than ignored.</w:t>
+              <w:t>Chains carried all the way to an effect on this business, using its numbers. A clear recommendation, fully justified and sustained through the answer, with the strongest argument against it dealt with rather than ignored.</w:t>
             </w:r>
           </w:p>
         </w:tc>
@@ -1929,7 +2047,7 @@
         <w:keepNext/>
       </w:pPr>
       <w:r>
-        <w:t>Grid 2. The 9 mark Analyse question, Edexcel style</w:t>
+        <w:t>Grid 2. The 9 mark Justify question, Edexcel style</w:t>
       </w:r>
     </w:p>
     <w:p>
@@ -1938,7 +2056,7 @@
           <w:b/>
           <w:sz w:val="19"/>
         </w:rPr>
-        <w:t>There is no evaluation credit in this question. A conclusion earns nothing. Say that to the class twice.</w:t>
+        <w:t>Two options are given and the student picks one. Pearson marks this question AO2 = 3, AO3a = 3, AO3b = 3, so a third of it is the judgement, and the mark scheme asks for a judgement at every level, Level 1 included. An answer of pure chains with no decision cannot reach the top band however good the chains are. Say that to the class twice.</w:t>
       </w:r>
     </w:p>
     <w:tbl>
@@ -2029,7 +2147,7 @@
               <w:rPr>
                 <w:sz w:val="18"/>
               </w:rPr>
-              <w:t>Knowledge shown. Points are general, and the chains start and then stop.</w:t>
+              <w:t>Limited application. The chains start and then stop. A choice is made, with a simple justification behind it.</w:t>
             </w:r>
           </w:p>
         </w:tc>
@@ -2064,7 +2182,7 @@
               <w:rPr>
                 <w:sz w:val="18"/>
               </w:rPr>
-              <w:t>Applied to this business, and at least one chain carried two steps.</w:t>
+              <w:t>Sound application to this business. At least one chain carried two steps. The choice is justified, but the option that was rejected is barely dealt with.</w:t>
             </w:r>
           </w:p>
         </w:tc>
@@ -2099,19 +2217,28 @@
               <w:rPr>
                 <w:sz w:val="18"/>
               </w:rPr>
-              <w:t>Two chains carried the whole way to a measurable effect on this business, each using a figure or a specific feature of it.</w:t>
+              <w:t>Detailed application throughout. Chains carried the whole way to a measurable effect on this business, each using a figure or a specific feature of it. A clear judgement, justified by weighing the chosen option against the one rejected.</w:t>
             </w:r>
           </w:p>
         </w:tc>
       </w:tr>
     </w:tbl>
+    <w:p>
+      <w:r>
+        <w:rPr>
+          <w:i/>
+          <w:sz w:val="19"/>
+        </w:rPr>
+        <w:t>The 6 mark Analyse question on the same board is the one with no judgement in it. Its grid runs 1 to 2, 3 to 4, 5 to 6 and credits application and analysis only. That is the contrast worth teaching, and it is not the same as the 9 mark question.</w:t>
+      </w:r>
+    </w:p>
     <w:p>
       <w:pPr>
         <w:pStyle w:val="Heading2"/>
         <w:keepNext/>
       </w:pPr>
       <w:r>
-        <w:t>Grid 3. Our grid for the 12 mark question</w:t>
+        <w:t>Grid 3. The 12 mark question, AQA style</w:t>
       </w:r>
     </w:p>
     <w:p>
@@ -2120,7 +2247,7 @@
           <w:i/>
           <w:sz w:val="19"/>
         </w:rPr>
-        <w:t>Whether it is analyse each of these two options and evaluate which, or evaluate whether. Four levels here rather than three, because a 12 mark answer has further to travel than a 9 mark one. That is our choice, not a statement about either board.</w:t>
+        <w:t>Analyse each of these two options, then evaluate which. AQA marks it AO1 3, AO2 3, AO3 6, in four levels of three marks.</w:t>
       </w:r>
     </w:p>
     <w:tbl>
@@ -2211,7 +2338,7 @@
               <w:rPr>
                 <w:sz w:val="18"/>
               </w:rPr>
-              <w:t>Knowledge, general points, no real use of the case.</w:t>
+              <w:t>Knowledge, general points, no real use of the case. A conclusion is present but bare.</w:t>
             </w:r>
           </w:p>
         </w:tc>
@@ -2246,7 +2373,7 @@
               <w:rPr>
                 <w:sz w:val="18"/>
               </w:rPr>
-              <w:t>Applied. One or both options described, consequences started.</w:t>
+              <w:t>Applied. One or both options described, consequences started, but one business area is analysed on its own. The conclusion has some justification.</w:t>
             </w:r>
           </w:p>
         </w:tc>
@@ -2281,7 +2408,7 @@
               <w:rPr>
                 <w:sz w:val="18"/>
               </w:rPr>
-              <w:t>Both options, or both sides, analysed with the firm's own figures. A judgement is reached but held in one place at the end, or reached without the numbers behind it.</w:t>
+              <w:t>Both options analysed with the firm's own figures, and different business areas analysed rather than only one. A justified conclusion, but held in one place at the end.</w:t>
             </w:r>
           </w:p>
         </w:tc>
@@ -2316,7 +2443,189 @@
               <w:rPr>
                 <w:sz w:val="18"/>
               </w:rPr>
-              <w:t>Both sides analysed and then weighed against each other rather than left side by side. The judgement is reached, supported by a figure, and the answer says what would change it. Points link across more than one part of the business.</w:t>
+              <w:t>Both sides weighed against each other rather than left side by side, with the judgement sustained through the answer rather than saved for the last line, and the parts of the business drawn together rather than treated separately. The answer says what would change its mind.</w:t>
+            </w:r>
+          </w:p>
+        </w:tc>
+      </w:tr>
+    </w:tbl>
+    <w:p>
+      <w:pPr>
+        <w:pStyle w:val="Heading2"/>
+        <w:keepNext/>
+      </w:pPr>
+      <w:r>
+        <w:t>Grid 4. The 12 mark Evaluate question, Edexcel style</w:t>
+      </w:r>
+    </w:p>
+    <w:p>
+      <w:r>
+        <w:rPr>
+          <w:i/>
+          <w:sz w:val="19"/>
+        </w:rPr>
+        <w:t>Evaluate whether. Pearson marks this one in three levels of four marks, not four levels of three, and it credits AO1b, AO2, AO3a and AO3b. The rubric asks the student to use their own knowledge of business as well as the case, so there are knowledge marks here that the 9 mark question does not carry. Do not write L4 on an Edexcel script: on this board there is no Level 4.</w:t>
+      </w:r>
+    </w:p>
+    <w:tbl>
+      <w:tblPr>
+        <w:tblStyle w:val="TableGrid"/>
+        <w:tblW w:type="auto" w:w="0"/>
+        <w:jc w:val="left"/>
+        <w:tblLayout w:type="fixed"/>
+        <w:tblLook w:firstColumn="1" w:firstRow="1" w:lastColumn="0" w:lastRow="0" w:noHBand="0" w:noVBand="1" w:val="04A0"/>
+        <w:tblCellMar>
+          <w:top w:w="40" w:type="dxa"/>
+          <w:left w:w="70" w:type="dxa"/>
+          <w:bottom w:w="40" w:type="dxa"/>
+          <w:right w:w="70" w:type="dxa"/>
+        </w:tblCellMar>
+      </w:tblPr>
+      <w:tblGrid>
+        <w:gridCol w:w="5053"/>
+        <w:gridCol w:w="5053"/>
+      </w:tblGrid>
+      <w:tr>
+        <w:tc>
+          <w:tcPr>
+            <w:tcW w:type="dxa" w:w="1440"/>
+            <w:shd w:val="clear" w:color="auto" w:fill="1F1F1F"/>
+          </w:tcPr>
+          <w:p>
+            <w:pPr>
+              <w:spacing w:after="30" w:before="30"/>
+            </w:pPr>
+            <w:r>
+              <w:rPr>
+                <w:b/>
+                <w:color w:val="FFFFFF"/>
+                <w:sz w:val="18"/>
+              </w:rPr>
+              <w:t>Level</w:t>
+            </w:r>
+          </w:p>
+        </w:tc>
+        <w:tc>
+          <w:tcPr>
+            <w:tcW w:type="dxa" w:w="8620"/>
+            <w:shd w:val="clear" w:color="auto" w:fill="1F1F1F"/>
+          </w:tcPr>
+          <w:p>
+            <w:pPr>
+              <w:spacing w:after="30" w:before="30"/>
+            </w:pPr>
+            <w:r>
+              <w:rPr>
+                <w:b/>
+                <w:color w:val="FFFFFF"/>
+                <w:sz w:val="18"/>
+              </w:rPr>
+              <w:t>What the answer has done</w:t>
+            </w:r>
+          </w:p>
+        </w:tc>
+      </w:tr>
+      <w:tr>
+        <w:tc>
+          <w:tcPr>
+            <w:tcW w:type="dxa" w:w="1440"/>
+          </w:tcPr>
+          <w:p>
+            <w:pPr>
+              <w:spacing w:after="30" w:before="30"/>
+            </w:pPr>
+            <w:r>
+              <w:rPr>
+                <w:b/>
+                <w:sz w:val="18"/>
+              </w:rPr>
+              <w:t>L1, 1 to 4</w:t>
+            </w:r>
+          </w:p>
+        </w:tc>
+        <w:tc>
+          <w:tcPr>
+            <w:tcW w:type="dxa" w:w="8620"/>
+          </w:tcPr>
+          <w:p>
+            <w:pPr>
+              <w:spacing w:after="30" w:before="30"/>
+            </w:pPr>
+            <w:r>
+              <w:rPr>
+                <w:sz w:val="18"/>
+              </w:rPr>
+              <w:t>Some business knowledge, little terminology, limited use of the case. Chains start and stop. A conclusion is drawn, but on generic assertions.</w:t>
+            </w:r>
+          </w:p>
+        </w:tc>
+      </w:tr>
+      <w:tr>
+        <w:tc>
+          <w:tcPr>
+            <w:tcW w:type="dxa" w:w="1440"/>
+          </w:tcPr>
+          <w:p>
+            <w:pPr>
+              <w:spacing w:after="30" w:before="30"/>
+            </w:pPr>
+            <w:r>
+              <w:rPr>
+                <w:b/>
+                <w:sz w:val="18"/>
+              </w:rPr>
+              <w:t>L2, 5 to 8</w:t>
+            </w:r>
+          </w:p>
+        </w:tc>
+        <w:tc>
+          <w:tcPr>
+            <w:tcW w:type="dxa" w:w="8620"/>
+          </w:tcPr>
+          <w:p>
+            <w:pPr>
+              <w:spacing w:after="30" w:before="30"/>
+            </w:pPr>
+            <w:r>
+              <w:rPr>
+                <w:sz w:val="18"/>
+              </w:rPr>
+              <w:t>Mostly accurate knowledge with some terminology. Sound application. Chains of reasoning, with the odd logical gap. A conclusion based on sound evaluation.</w:t>
+            </w:r>
+          </w:p>
+        </w:tc>
+      </w:tr>
+      <w:tr>
+        <w:tc>
+          <w:tcPr>
+            <w:tcW w:type="dxa" w:w="1440"/>
+          </w:tcPr>
+          <w:p>
+            <w:pPr>
+              <w:spacing w:after="30" w:before="30"/>
+            </w:pPr>
+            <w:r>
+              <w:rPr>
+                <w:b/>
+                <w:sz w:val="18"/>
+              </w:rPr>
+              <w:t>L3, 9 to 12</w:t>
+            </w:r>
+          </w:p>
+        </w:tc>
+        <w:tc>
+          <w:tcPr>
+            <w:tcW w:type="dxa" w:w="8620"/>
+          </w:tcPr>
+          <w:p>
+            <w:pPr>
+              <w:spacing w:after="30" w:before="30"/>
+            </w:pPr>
+            <w:r>
+              <w:rPr>
+                <w:sz w:val="18"/>
+              </w:rPr>
+              <w:t>Accurate knowledge and terminology throughout, detailed application throughout, detailed interconnected points with logical chains of reasoning, and a valid, well reasoned conclusion built on a thorough evaluation. The answer says what would change it.</w:t>
             </w:r>
           </w:p>
         </w:tc>
@@ -2518,7 +2827,7 @@
           <w:i/>
           <w:sz w:val="19"/>
         </w:rPr>
-        <w:t>The four models in this pack are 264, 347, 208 and 356 words long, in question order. They are not long answers. Length is not the variable students should be adjusting.</w:t>
+        <w:t>The four models in this pack are 264, 347, 280 and 356 words long, in question order. They are not long answers. Length is not the variable students should be adjusting.</w:t>
       </w:r>
     </w:p>
     <w:p>
@@ -3270,6 +3579,41 @@
                 <w:b/>
                 <w:sz w:val="18"/>
               </w:rPr>
+              <w:t>The repair bench works</w:t>
+            </w:r>
+          </w:p>
+        </w:tc>
+        <w:tc>
+          <w:tcPr>
+            <w:tcW w:type="dxa" w:w="5760"/>
+          </w:tcPr>
+          <w:p>
+            <w:pPr>
+              <w:spacing w:after="30" w:before="30"/>
+            </w:pPr>
+            <w:r>
+              <w:rPr>
+                <w:sz w:val="18"/>
+              </w:rPr>
+              <w:t>Five days. The shops open on Saturdays, the workshop does not.</w:t>
+            </w:r>
+          </w:p>
+        </w:tc>
+      </w:tr>
+      <w:tr>
+        <w:tc>
+          <w:tcPr>
+            <w:tcW w:type="dxa" w:w="4300"/>
+          </w:tcPr>
+          <w:p>
+            <w:pPr>
+              <w:spacing w:after="30" w:before="30"/>
+            </w:pPr>
+            <w:r>
+              <w:rPr>
+                <w:b/>
+                <w:sz w:val="18"/>
+              </w:rPr>
               <w:t>Trading weeks counted in the year</w:t>
             </w:r>
           </w:p>
@@ -3730,6 +4074,41 @@
                 <w:b/>
                 <w:sz w:val="18"/>
               </w:rPr>
+              <w:t>Two ways to clear the repair backlog</w:t>
+            </w:r>
+          </w:p>
+        </w:tc>
+        <w:tc>
+          <w:tcPr>
+            <w:tcW w:type="dxa" w:w="6960"/>
+          </w:tcPr>
+          <w:p>
+            <w:pPr>
+              <w:spacing w:after="30" w:before="30"/>
+            </w:pPr>
+            <w:r>
+              <w:rPr>
+                <w:sz w:val="18"/>
+              </w:rPr>
+              <w:t>Option 1: open the workshop on the twelve summer Saturdays. Overtime for the four mechanics costs about 4,800 a year. Option 2: send the overflow to a self employed mobile mechanic who charges Redgate 25 a job. Redgate still charges the customer 45 and still pays 15 for the parts.</w:t>
+            </w:r>
+          </w:p>
+        </w:tc>
+      </w:tr>
+      <w:tr>
+        <w:tc>
+          <w:tcPr>
+            <w:tcW w:type="dxa" w:w="3100"/>
+          </w:tcPr>
+          <w:p>
+            <w:pPr>
+              <w:spacing w:after="30" w:before="30"/>
+            </w:pPr>
+            <w:r>
+              <w:rPr>
+                <w:b/>
+                <w:sz w:val="18"/>
+              </w:rPr>
               <w:t>One more fact worth knowing</w:t>
             </w:r>
           </w:p>
@@ -3920,6 +4299,76 @@
                 <w:sz w:val="18"/>
               </w:rPr>
               <w:t>Costs about 6,500 to recover about 9,000.</w:t>
+            </w:r>
+          </w:p>
+        </w:tc>
+      </w:tr>
+      <w:tr>
+        <w:tc>
+          <w:tcPr>
+            <w:tcW w:type="dxa" w:w="2800"/>
+          </w:tcPr>
+          <w:p>
+            <w:pPr>
+              <w:spacing w:after="30" w:before="30"/>
+            </w:pPr>
+            <w:r>
+              <w:rPr>
+                <w:b/>
+                <w:sz w:val="18"/>
+              </w:rPr>
+              <w:t>Saturday opening in the summer</w:t>
+            </w:r>
+          </w:p>
+        </w:tc>
+        <w:tc>
+          <w:tcPr>
+            <w:tcW w:type="dxa" w:w="7260"/>
+          </w:tcPr>
+          <w:p>
+            <w:pPr>
+              <w:spacing w:after="30" w:before="30"/>
+            </w:pPr>
+            <w:r>
+              <w:rPr>
+                <w:sz w:val="18"/>
+              </w:rPr>
+              <w:t>12 Saturdays at 24 repairs a day is 288 jobs, worth 288 times 30, which is 8,640, against 4,800 of overtime. About 3,840 better off, and it takes 160 jobs to cover the overtime.</w:t>
+            </w:r>
+          </w:p>
+        </w:tc>
+      </w:tr>
+      <w:tr>
+        <w:tc>
+          <w:tcPr>
+            <w:tcW w:type="dxa" w:w="2800"/>
+          </w:tcPr>
+          <w:p>
+            <w:pPr>
+              <w:spacing w:after="30" w:before="30"/>
+            </w:pPr>
+            <w:r>
+              <w:rPr>
+                <w:b/>
+                <w:sz w:val="18"/>
+              </w:rPr>
+              <w:t>The mobile mechanic</w:t>
+            </w:r>
+          </w:p>
+        </w:tc>
+        <w:tc>
+          <w:tcPr>
+            <w:tcW w:type="dxa" w:w="7260"/>
+          </w:tcPr>
+          <w:p>
+            <w:pPr>
+              <w:spacing w:after="30" w:before="30"/>
+            </w:pPr>
+            <w:r>
+              <w:rPr>
+                <w:sz w:val="18"/>
+              </w:rPr>
+              <w:t>45 less 15 of parts less 25 to the mechanic leaves 5 a job. The 300 summer jobs are worth 1,500, and all 470 turned away in a year are worth 2,350.</w:t>
             </w:r>
           </w:p>
         </w:tc>
@@ -5070,7 +5519,7 @@
     </w:p>
     <w:p>
       <w:r>
-        <w:t>Ten sentences and 264 words. One sentence earns nothing. Seven of the ten carry a number. The answer decides in sentence 1 and spends the other nine earning the right to it. Ask the class to run the same count on their own last answer, and to say out loud how many of their sentences carry a number.</w:t>
+        <w:t>Ten sentences and 264 words. One sentence earns nothing. Seven of them carry a number. The answer decides in sentence 1 and spends the rest earning the right to it. Ask the class to run the same count on their own last answer, and to say out loud how many of their sentences carry a number.</w:t>
       </w:r>
     </w:p>
     <w:p>
@@ -5184,7 +5633,7 @@
           <w:i/>
           <w:sz w:val="19"/>
         </w:rPr>
-        <w:t>AQA 8132 style. Two commands in one question. Students who only do the second one cap at Level 2, and students who only do the first never reach a judgement at all.</w:t>
+        <w:t>AQA 8132 style. Two commands in one question. What caps an answer at Level 2 on AQA's grid is analysing one business area on its own: Level 3 wants different business areas analysed, and Level 4 wants the way they depend on each other drawn together. A student who does the evaluation and skips the analysis has no chains to sustain a judgement with, which is a different fault with the same result.</w:t>
       </w:r>
     </w:p>
     <w:tbl>
@@ -6238,7 +6687,7 @@
               <w:rPr>
                 <w:sz w:val="17"/>
               </w:rPr>
-              <w:t>The word whereas is doing the work. Up to here the two options sat side by side. This sentence weighs them against each other, which is the difference between Level 3 and Level 4.</w:t>
+              <w:t>The word whereas is doing the work. Up to here the two options sat side by side, and this sentence weighs them against each other. Level 3 already carries a conclusion that is justified, so the comparison is not by itself the step up. What Level 4 adds is a judgement sustained across the answer and the business areas drawn together rather than treated separately, and a sentence like this one is what that judgement gets built on.</w:t>
             </w:r>
           </w:p>
         </w:tc>
@@ -6569,7 +7018,7 @@
         <w:keepNext/>
       </w:pPr>
       <w:r>
-        <w:t>Question 3. Edexcel style, 9 marks, Analyse</w:t>
+        <w:t>Question 3. Edexcel style, 9 marks, Justify</w:t>
       </w:r>
     </w:p>
     <w:tbl>
@@ -6603,7 +7052,7 @@
                 <w:b/>
                 <w:sz w:val="21"/>
               </w:rPr>
-              <w:t>ANALYSE the impact on Redgate Bikes of turning repair work away. (9 marks)</w:t>
+              <w:t>Amara is considering two ways to reduce the number of repair jobs Redgate Bikes turns away. Option 1: open the workshop on the twelve summer Saturdays, at about 4,800 pounds of overtime. Option 2: send the overflow repairs to a self employed mobile mechanic who charges Redgate 25 pounds a job. JUSTIFY which one of these two options Redgate Bikes should choose. (9 marks)</w:t>
             </w:r>
           </w:p>
         </w:tc>
@@ -6615,7 +7064,7 @@
           <w:i/>
           <w:sz w:val="19"/>
         </w:rPr>
-        <w:t>Edexcel 1BS0 style. Analyse does not ask for a judgement, so a conclusion earns nothing here. This is the question that teachers new to the course get wrong, because it looks as though it wants a conclusion and it does not.</w:t>
+        <w:t>Edexcel 1BS0 style. Two options are given and the student has to pick one and justify the choice. This is the question shape most often mistaken for an Analyse question, and the difference is expensive: on Analyse, which is a 6 mark question on this board, a conclusion earns nothing, and on Justify the judgement is three of the nine marks.</w:t>
       </w:r>
     </w:p>
     <w:p>
@@ -6657,7 +7106,7 @@
               <w:rPr>
                 <w:sz w:val="19"/>
               </w:rPr>
-              <w:t>On a 9 mark Analyse question the marks are for carrying consequences through, not for judging. A conclusion is not wrong. It is unpaid. At roughly a minute a mark, a student who writes one has spent two minutes of a nine minute question on nothing. The two sentences tagged zero at the bottom of this model are there so you can show the class exactly what that costs. Then ask them what they could have written in those two minutes instead. The answer is the second half of chain two.</w:t>
+              <w:t>Pearson marks the 9 mark Justify question across three objectives at three marks each: application, analysis, and a judgement. The judgement is not a flourish at the end, it is a third of the mark, and the mark scheme asks for one at every level, Level 1 included. A student who writes beautiful chains and never chooses cannot reach the top band however good the chains are. The sentence to watch in this model is number 9, and the two before it: that is where the evaluation marks live. The command word to be careful with on this board is Analyse, which is worth 6, and there a conclusion genuinely earns nothing.</w:t>
             </w:r>
           </w:p>
         </w:tc>
@@ -6810,7 +7259,7 @@
               <w:rPr>
                 <w:sz w:val="17"/>
               </w:rPr>
-              <w:t>Redgate turns away about 25 repairs a week for the twelve summer weeks and about five a week for the other 34, which is 470 jobs a year.</w:t>
+              <w:t>Redgate Bikes should choose option 1 and open the workshop on the twelve summer Saturdays.</w:t>
             </w:r>
           </w:p>
         </w:tc>
@@ -6826,7 +7275,7 @@
               <w:rPr>
                 <w:sz w:val="17"/>
               </w:rPr>
-              <w:t>K + AP</w:t>
+              <w:t>EV</w:t>
             </w:r>
           </w:p>
         </w:tc>
@@ -6858,7 +7307,7 @@
               <w:rPr>
                 <w:sz w:val="17"/>
               </w:rPr>
-              <w:t>The chain opens with a number rather than a definition. 25 times 12 is 300, 5 times 34 is 170, and the total is 470.</w:t>
+              <w:t>The choice, made in the first line, before anything else. On a Justify question the examiner is looking for a judgement, and deciding early means every sentence after it has something to be evidence for.</w:t>
             </w:r>
           </w:p>
         </w:tc>
@@ -6892,7 +7341,7 @@
               <w:rPr>
                 <w:sz w:val="17"/>
               </w:rPr>
-              <w:t>Each job is worth 30 pounds once the 15 pounds of parts is paid, so that is about 14,100 pounds of work leaving the shop.</w:t>
+              <w:t>Overtime is when employees are paid extra for working additional hours.</w:t>
             </w:r>
           </w:p>
         </w:tc>
@@ -6908,7 +7357,7 @@
               <w:rPr>
                 <w:sz w:val="17"/>
               </w:rPr>
-              <w:t>AP + AN</w:t>
+              <w:t>0</w:t>
             </w:r>
           </w:p>
         </w:tc>
@@ -6924,7 +7373,7 @@
               <w:rPr>
                 <w:sz w:val="17"/>
               </w:rPr>
-              <w:t>L2</w:t>
+              <w:t>L1</w:t>
             </w:r>
           </w:p>
         </w:tc>
@@ -6940,7 +7389,7 @@
               <w:rPr>
                 <w:sz w:val="17"/>
               </w:rPr>
-              <w:t>One step carried. Price less parts is contribution, done correctly and applied to this workshop. 470 times 30 is 14,100.</w:t>
+              <w:t>Correct, and it earns nothing, because it would sit unchanged in an answer about any business in the country. What would have to change: the four mechanics are already full for twelve weeks, so a sixth day is overtime rather than spare capacity, at about 100 pounds a mechanic a Saturday. One clause turns a zero into knowledge plus application.</w:t>
             </w:r>
           </w:p>
         </w:tc>
@@ -6974,7 +7423,7 @@
               <w:rPr>
                 <w:sz w:val="17"/>
               </w:rPr>
-              <w:t>Against a net profit of 32,000 pounds, Redgate is turning away work worth nearly half of what the whole business made, and it is turning it away in the twelve weeks when the money is easiest to earn.</w:t>
+              <w:t>The workshop turns away about 25 repairs a week across the twelve summer weeks, which is 300 jobs, and four mechanics at six repairs each would clear 24 on a Saturday, or 288 of them.</w:t>
             </w:r>
           </w:p>
         </w:tc>
@@ -6990,7 +7439,7 @@
               <w:rPr>
                 <w:sz w:val="17"/>
               </w:rPr>
-              <w:t>AP + AN</w:t>
+              <w:t>K + AP + AN</w:t>
             </w:r>
           </w:p>
         </w:tc>
@@ -7006,7 +7455,7 @@
               <w:rPr>
                 <w:sz w:val="17"/>
               </w:rPr>
-              <w:t>L2 to L3</w:t>
+              <w:t>L2</w:t>
             </w:r>
           </w:p>
         </w:tc>
@@ -7022,7 +7471,7 @@
               <w:rPr>
                 <w:sz w:val="17"/>
               </w:rPr>
-              <w:t>The chain carried all the way to an effect on this business. This is the difference between a point and a chain: two steps, then a consequence that could only be said about Redgate.</w:t>
+              <w:t>A figure from the case, a calculation on it, and the consequence, in one sentence. 25 times 12 is 300 and 24 times 12 is 288, so almost the whole summer backlog fits into twelve Saturdays.</w:t>
             </w:r>
           </w:p>
         </w:tc>
@@ -7056,7 +7505,7 @@
               <w:rPr>
                 <w:sz w:val="17"/>
               </w:rPr>
-              <w:t>The customer turned away in July does not wait, and the national chain two miles away charges 40 pounds for the same service.</w:t>
+              <w:t>Each of those jobs is worth 30 pounds once the 15 pounds of parts is paid, so 288 repairs bring in 8,640 pounds against 4,800 pounds of overtime, and Redgate is about 3,840 pounds better off.</w:t>
             </w:r>
           </w:p>
         </w:tc>
@@ -7088,7 +7537,7 @@
               <w:rPr>
                 <w:sz w:val="17"/>
               </w:rPr>
-              <w:t>L3</w:t>
+              <w:t>L2 to L3</w:t>
             </w:r>
           </w:p>
         </w:tc>
@@ -7104,7 +7553,7 @@
               <w:rPr>
                 <w:sz w:val="17"/>
               </w:rPr>
-              <w:t>A second chain begins, on a different consequence rather than the same one in new words. Repeating chain one would have earned nothing.</w:t>
+              <w:t>The chain carried to a number rather than to an adjective. 288 times 30 is 8,640, less 4,800, is 3,840. This is where the answer stops being general.</w:t>
             </w:r>
           </w:p>
         </w:tc>
@@ -7138,7 +7587,7 @@
               <w:rPr>
                 <w:sz w:val="17"/>
               </w:rPr>
-              <w:t>That matters beyond the repair, because about a third of the people who buy a new bike came in for a repair first, so the repair bench is where 400 pound bike sales start.</w:t>
+              <w:t>Option 2 leaves only 5 pounds a job once the mobile mechanic takes 25 and the parts take 15, so the same 300 summer jobs are worth 1,500 pounds and all 470 turned away in a year only reach 2,350.</w:t>
             </w:r>
           </w:p>
         </w:tc>
@@ -7154,7 +7603,7 @@
               <w:rPr>
                 <w:sz w:val="17"/>
               </w:rPr>
-              <w:t>K + AP + AN</w:t>
+              <w:t>AP + AN</w:t>
             </w:r>
           </w:p>
         </w:tc>
@@ -7186,7 +7635,7 @@
               <w:rPr>
                 <w:sz w:val="17"/>
               </w:rPr>
-              <w:t>The second chain carried through to a consequence in a different part of the business. This is what takes the answer from six marks to nine, and it takes three sentences to do.</w:t>
+              <w:t>The rejected option costed on the same figures, which is what makes this a comparison rather than a preference. 45 less 15 less 25 is 5, and 470 times 5 is 2,350.</w:t>
             </w:r>
           </w:p>
         </w:tc>
@@ -7220,7 +7669,7 @@
               <w:rPr>
                 <w:sz w:val="17"/>
               </w:rPr>
-              <w:t>The four mechanics also work at capacity through the whole summer, and a workshop that is full for twelve weeks makes more mistakes, takes longer on each job, and loses staff to the chain down the road.</w:t>
+              <w:t>It also matters beyond the bench, because about a third of new bike buyers came in for a repair first, and a customer handed to a mobile mechanic never walks past the 400 pound bikes.</w:t>
             </w:r>
           </w:p>
         </w:tc>
@@ -7236,7 +7685,7 @@
               <w:rPr>
                 <w:sz w:val="17"/>
               </w:rPr>
-              <w:t>AN</w:t>
+              <w:t>K + AP + AN</w:t>
             </w:r>
           </w:p>
         </w:tc>
@@ -7252,7 +7701,7 @@
               <w:rPr>
                 <w:sz w:val="17"/>
               </w:rPr>
-              <w:t>L3, 9 out of 9</w:t>
+              <w:t>L3</w:t>
             </w:r>
           </w:p>
         </w:tc>
@@ -7268,7 +7717,7 @@
               <w:rPr>
                 <w:sz w:val="17"/>
               </w:rPr>
-              <w:t>A third effect, on people rather than on money. The answer is finished here, at sentence 6.</w:t>
+              <w:t>A second chain, on a different consequence and in a different part of the business. Repeating chain one in new words would have earned nothing.</w:t>
             </w:r>
           </w:p>
         </w:tc>
@@ -7302,7 +7751,7 @@
               <w:rPr>
                 <w:sz w:val="17"/>
               </w:rPr>
-              <w:t>In conclusion, turning work away is clearly bad for Redgate Bikes.</w:t>
+              <w:t>The strongest argument for option 2 is that it costs nothing if nobody books, whereas the 4,800 pounds is paid whether the Saturday diary fills or not, and four mechanics already at capacity are being asked for a sixth day.</w:t>
             </w:r>
           </w:p>
         </w:tc>
@@ -7318,7 +7767,7 @@
               <w:rPr>
                 <w:sz w:val="17"/>
               </w:rPr>
-              <w:t>0</w:t>
+              <w:t>AP + AN + EV</w:t>
             </w:r>
           </w:p>
         </w:tc>
@@ -7350,7 +7799,7 @@
               <w:rPr>
                 <w:sz w:val="17"/>
               </w:rPr>
-              <w:t>No marks. The question said Analyse. What would have to change: nothing about the wording. Delete it. There is no version of this sentence that earns on this question, and that is the lesson.</w:t>
+              <w:t>The case against, put at its strongest and using the case to say why it bites here. On a Justify question this is where the evaluation marks start, and beating a weak version of the other argument earns very little.</w:t>
             </w:r>
           </w:p>
         </w:tc>
@@ -7384,7 +7833,7 @@
               <w:rPr>
                 <w:sz w:val="17"/>
               </w:rPr>
-              <w:t>Overall, I think Amara should hire another mechanic to solve this problem.</w:t>
+              <w:t>That is a reason to book the Saturdays in advance rather than hand the work away, because 4,800 pounds is 160 repairs at 30 pounds each and Redgate turns away 300 in those twelve weeks.</w:t>
             </w:r>
           </w:p>
         </w:tc>
@@ -7400,7 +7849,7 @@
               <w:rPr>
                 <w:sz w:val="17"/>
               </w:rPr>
-              <w:t>0</w:t>
+              <w:t>AN + EV</w:t>
             </w:r>
           </w:p>
         </w:tc>
@@ -7432,7 +7881,89 @@
               <w:rPr>
                 <w:sz w:val="17"/>
               </w:rPr>
-              <w:t>A recommendation nobody asked for, on a question with no evaluation credit, written in the last ninety seconds. If it belonged anywhere it belonged in question 1.</w:t>
+              <w:t>The objection answered with a threshold rather than mentioned and dropped. 4,800 divided by 30 is 160, so the Saturdays only have to be a little over half full before the overtime is covered.</w:t>
+            </w:r>
+          </w:p>
+        </w:tc>
+      </w:tr>
+      <w:tr>
+        <w:tc>
+          <w:tcPr>
+            <w:tcW w:type="dxa" w:w="380"/>
+          </w:tcPr>
+          <w:p>
+            <w:pPr>
+              <w:spacing w:after="30" w:before="30"/>
+            </w:pPr>
+            <w:r>
+              <w:rPr>
+                <w:sz w:val="17"/>
+              </w:rPr>
+              <w:t>9</w:t>
+            </w:r>
+          </w:p>
+        </w:tc>
+        <w:tc>
+          <w:tcPr>
+            <w:tcW w:type="dxa" w:w="3920"/>
+          </w:tcPr>
+          <w:p>
+            <w:pPr>
+              <w:spacing w:after="30" w:before="30"/>
+            </w:pPr>
+            <w:r>
+              <w:rPr>
+                <w:sz w:val="17"/>
+              </w:rPr>
+              <w:t>Weighed against each other, option 1 keeps the customer, the 30 pounds and the bike sale inside Redgate for 3,840 pounds a summer, and option 2 keeps 1,500 and gives the relationship away.</w:t>
+            </w:r>
+          </w:p>
+        </w:tc>
+        <w:tc>
+          <w:tcPr>
+            <w:tcW w:type="dxa" w:w="880"/>
+          </w:tcPr>
+          <w:p>
+            <w:pPr>
+              <w:spacing w:after="30" w:before="30"/>
+            </w:pPr>
+            <w:r>
+              <w:rPr>
+                <w:sz w:val="17"/>
+              </w:rPr>
+              <w:t>AN + EV</w:t>
+            </w:r>
+          </w:p>
+        </w:tc>
+        <w:tc>
+          <w:tcPr>
+            <w:tcW w:type="dxa" w:w="940"/>
+          </w:tcPr>
+          <w:p>
+            <w:pPr>
+              <w:spacing w:after="30" w:before="30"/>
+            </w:pPr>
+            <w:r>
+              <w:rPr>
+                <w:sz w:val="17"/>
+              </w:rPr>
+              <w:t>L3, 9 out of 9</w:t>
+            </w:r>
+          </w:p>
+        </w:tc>
+        <w:tc>
+          <w:tcPr>
+            <w:tcW w:type="dxa" w:w="3940"/>
+          </w:tcPr>
+          <w:p>
+            <w:pPr>
+              <w:spacing w:after="30" w:before="30"/>
+            </w:pPr>
+            <w:r>
+              <w:rPr>
+                <w:sz w:val="17"/>
+              </w:rPr>
+              <w:t>The judgement weighed rather than restated, and weighed on a criterion the answer has already established. This sentence, with 7 and 8, is where the three evaluation marks are.</w:t>
             </w:r>
           </w:p>
         </w:tc>
@@ -7449,7 +7980,7 @@
     </w:p>
     <w:p>
       <w:r>
-        <w:t>Eight sentences and 208 words. Six earn, two do not, and the two that do not are the last two, which is exactly where students put them. Six sentences reached the top level. Read the answer aloud, stop at sentence 6, and ask the class whether anything is missing. Most of them will say a conclusion.</w:t>
+        <w:t>Nine sentences and 280 words. One earns nothing. Eight of them carry a number. The answer chooses in sentence 1, spends the middle earning the right to the choice, and spends the last three weighing the option it rejected. Read it aloud, stop at sentence 6, and ask the class what is still missing. The students who say a judgement are right, and on this question the judgement is three marks.</w:t>
       </w:r>
     </w:p>
     <w:p>
@@ -7463,7 +7994,7 @@
     </w:p>
     <w:p>
       <w:r>
-        <w:t>It never mentioned the hire side, where bookings were also turned away. It did not say how many of the 470 turned away customers might have bought a bike, and it could not have calculated that from the case: the case says a third of bike buyers came in for a repair first, not that a third of repair customers buy a bike. Saying that difference out loud is itself worth a mark, and getting it the wrong way round is the commonest misuse of a case figure at GCSE. It also said nothing about what the turned away customers tell other people.</w:t>
+        <w:t>It never mentioned the hire side, where bookings were also turned away on about eight weekends. It did not say how many of the turned away customers might have bought a bike, and it could not have calculated that from the case: the case says a third of bike buyers came in for a repair first, not that a third of repair customers buy a bike. Saying that difference out loud is itself worth a mark, and getting it the wrong way round is the commonest misuse of a case figure at GCSE. It also said nothing about the other 34 weeks, where about 170 jobs a year are still turned away and option 1 does nothing at all about them, which is the strongest thing that could have been said for the option it rejected. None of that stopped it reaching the top level.</w:t>
       </w:r>
     </w:p>
     <w:p>
@@ -7505,7 +8036,7 @@
               <w:rPr>
                 <w:sz w:val="19"/>
               </w:rPr>
-              <w:t>Cross out your last sentence. Now count how many marks you lost. None. Now tell me what you would have written instead with those two minutes.</w:t>
+              <w:t>Point at the sentence where you chose one of the two options. Now point at the sentence that says why the other one was worse. Three of the nine marks live in those two places, and if you cannot point at either of them you have written six marks of answer.</w:t>
             </w:r>
           </w:p>
         </w:tc>
@@ -7551,7 +8082,7 @@
                 <w:b/>
                 <w:sz w:val="21"/>
               </w:rPr>
-              <w:t>Amara is considering raising the average price of a repair from 45 pounds to 52 pounds. EVALUATE whether Redgate Bikes should raise its repair prices. You should use the information given as well as your own knowledge of business. (12 marks)</w:t>
+              <w:t>Amara is considering raising the average price of a repair from 45 pounds to 52 pounds. EVALUATE whether Redgate Bikes should raise its repair prices. You should use the information provided as well as your knowledge of business. (12 marks)</w:t>
             </w:r>
           </w:p>
         </w:tc>
@@ -7563,7 +8094,7 @@
           <w:i/>
           <w:sz w:val="19"/>
         </w:rPr>
-        <w:t>Edexcel 1BS0 style. One decision, two sides, and a judgement that has to be reached rather than balanced.</w:t>
+        <w:t>Edexcel 1BS0 style. One decision, two sides, and a judgement that has to be reached rather than balanced. Pearson marks this one in three levels of four marks, so the running level down the side of this model stops at L3. There is no Level 4 on this board, and writing one on a student's script marks them against a grid that does not exist.</w:t>
       </w:r>
     </w:p>
     <w:p>
@@ -8118,7 +8649,7 @@
               <w:rPr>
                 <w:sz w:val="17"/>
               </w:rPr>
-              <w:t>L3 to L4</w:t>
+              <w:t>L2 to L3</w:t>
             </w:r>
           </w:p>
         </w:tc>
@@ -8200,7 +8731,7 @@
               <w:rPr>
                 <w:sz w:val="17"/>
               </w:rPr>
-              <w:t>L4</w:t>
+              <w:t>L3</w:t>
             </w:r>
           </w:p>
         </w:tc>
@@ -8216,7 +8747,7 @@
               <w:rPr>
                 <w:sz w:val="17"/>
               </w:rPr>
-              <w:t>A link across two parts of the business, operations and marketing. The top level asks for points that connect, and this one connects a price decision to a queue.</w:t>
+              <w:t>A link across two parts of the business, operations and marketing. Edexcel's top level asks for detailed interconnected points with logical chains of reasoning, and this one connects a price decision to a queue. Drawing several functional areas together is AQA's Level 4 wording rather than Edexcel's, so here the credit is for the chain, not for the fact that two departments appear in it.</w:t>
             </w:r>
           </w:p>
         </w:tc>
@@ -8282,7 +8813,7 @@
               <w:rPr>
                 <w:sz w:val="17"/>
               </w:rPr>
-              <w:t>L4</w:t>
+              <w:t>L3</w:t>
             </w:r>
           </w:p>
         </w:tc>
@@ -8364,7 +8895,7 @@
               <w:rPr>
                 <w:sz w:val="17"/>
               </w:rPr>
-              <w:t>L4</w:t>
+              <w:t>L3</w:t>
             </w:r>
           </w:p>
         </w:tc>
@@ -8446,7 +8977,7 @@
               <w:rPr>
                 <w:sz w:val="17"/>
               </w:rPr>
-              <w:t>L4</w:t>
+              <w:t>L3</w:t>
             </w:r>
           </w:p>
         </w:tc>
@@ -8528,7 +9059,7 @@
               <w:rPr>
                 <w:sz w:val="17"/>
               </w:rPr>
-              <w:t>L4</w:t>
+              <w:t>L3</w:t>
             </w:r>
           </w:p>
         </w:tc>
@@ -8610,7 +9141,7 @@
               <w:rPr>
                 <w:sz w:val="17"/>
               </w:rPr>
-              <w:t>L4</w:t>
+              <w:t>L3</w:t>
             </w:r>
           </w:p>
         </w:tc>
@@ -8692,7 +9223,7 @@
               <w:rPr>
                 <w:sz w:val="17"/>
               </w:rPr>
-              <w:t>L4</w:t>
+              <w:t>L3</w:t>
             </w:r>
           </w:p>
         </w:tc>
@@ -8774,7 +9305,7 @@
               <w:rPr>
                 <w:sz w:val="17"/>
               </w:rPr>
-              <w:t>L4, 12 out of 12</w:t>
+              <w:t>L3, 12 out of 12</w:t>
             </w:r>
           </w:p>
         </w:tc>
@@ -8970,7 +9501,7 @@
               <w:rPr>
                 <w:sz w:val="17"/>
               </w:rPr>
-              <w:t>Any Recommend or Evaluate question. Catches the answer that balances and never lands. This is the commonest reason a GCSE answer stops at Level 2.</w:t>
+              <w:t>Any Recommend, Justify or Evaluate question. Catches the answer that balances and never lands. On Edexcel that decision is a named three marks out of nine; on AQA the grid asks for a conclusion from Level 1 upwards.</w:t>
             </w:r>
           </w:p>
         </w:tc>
@@ -9056,7 +9587,7 @@
               <w:rPr>
                 <w:sz w:val="17"/>
               </w:rPr>
-              <w:t>This question says Analyse. Your conclusion earns nothing here. Spend those two minutes finishing chain two instead.</w:t>
+              <w:t>This question says Analyse and it is worth 6. There is no judgement mark on it. Spend those two minutes finishing chain two instead.</w:t>
             </w:r>
           </w:p>
         </w:tc>
@@ -9072,7 +9603,7 @@
               <w:rPr>
                 <w:sz w:val="17"/>
               </w:rPr>
-              <w:t>The 9 mark Analyse question. Say it before the timed write, not after it.</w:t>
+              <w:t>The Edexcel 6 mark Analyse question. Say it before the timed write, not after it. Check the tariff first: if it says 9, this is the wrong thing to say.</w:t>
             </w:r>
           </w:p>
         </w:tc>
@@ -9090,7 +9621,7 @@
               <w:rPr>
                 <w:sz w:val="17"/>
               </w:rPr>
-              <w:t>Say the words which means out loud after that sentence, then finish it. That is the mark.</w:t>
+              <w:t>This question says Justify. Three of the nine marks are for your decision and the reasoning behind it. Do not run out of time before you make it.</w:t>
             </w:r>
           </w:p>
         </w:tc>
@@ -9106,7 +9637,7 @@
               <w:rPr>
                 <w:sz w:val="17"/>
               </w:rPr>
-              <w:t>The student whose points stop after one step. It works because they can hear the missing half.</w:t>
+              <w:t>The Edexcel 9 mark Justify question. Say it in the reading time.</w:t>
             </w:r>
           </w:p>
         </w:tc>
@@ -9124,7 +9655,7 @@
               <w:rPr>
                 <w:sz w:val="17"/>
               </w:rPr>
-              <w:t>Do not tell me both options have advantages. Tell me which one you would do on Monday morning.</w:t>
+              <w:t>Say the words which means out loud after that sentence, then finish it. That is the mark.</w:t>
             </w:r>
           </w:p>
         </w:tc>
@@ -9140,7 +9671,7 @@
               <w:rPr>
                 <w:sz w:val="17"/>
               </w:rPr>
-              <w:t>The 12 mark two option question.</w:t>
+              <w:t>The student whose points stop after one step. It works because they can hear the missing half.</w:t>
             </w:r>
           </w:p>
         </w:tc>
@@ -9158,7 +9689,7 @@
               <w:rPr>
                 <w:sz w:val="17"/>
               </w:rPr>
-              <w:t>Twelve marks is about thirteen minutes. You wrote for twenty. What did you not answer.</w:t>
+              <w:t>Do not tell me both options have advantages. Tell me which one you would do on Monday morning.</w:t>
             </w:r>
           </w:p>
         </w:tc>
@@ -9174,7 +9705,7 @@
               <w:rPr>
                 <w:sz w:val="17"/>
               </w:rPr>
-              <w:t>After a mock. Timing is a silent cause of lost levels and students never blame it.</w:t>
+              <w:t>The 12 mark two option question.</w:t>
             </w:r>
           </w:p>
         </w:tc>
@@ -9192,7 +9723,7 @@
               <w:rPr>
                 <w:sz w:val="17"/>
               </w:rPr>
-              <w:t>You used the words cash flow correctly. That is the cheapest mark on the page. Now use Redgate's cash figure.</w:t>
+              <w:t>Twelve marks is about thirteen minutes. You wrote for twenty. What did you not answer.</w:t>
             </w:r>
           </w:p>
         </w:tc>
@@ -9208,7 +9739,7 @@
               <w:rPr>
                 <w:sz w:val="17"/>
               </w:rPr>
-              <w:t>The strong recaller who never applies.</w:t>
+              <w:t>After a mock. Timing is a silent cause of lost levels and students never blame it.</w:t>
             </w:r>
           </w:p>
         </w:tc>
@@ -9226,7 +9757,7 @@
               <w:rPr>
                 <w:sz w:val="17"/>
               </w:rPr>
-              <w:t>One chain finished beats three started.</w:t>
+              <w:t>You used the words cash flow correctly. That is the cheapest mark on the page. Now use Redgate's cash figure.</w:t>
             </w:r>
           </w:p>
         </w:tc>
@@ -9242,7 +9773,7 @@
               <w:rPr>
                 <w:sz w:val="17"/>
               </w:rPr>
-              <w:t>Say it every time you set a 9 marker, until they say it back to you.</w:t>
+              <w:t>The strong recaller who never applies.</w:t>
             </w:r>
           </w:p>
         </w:tc>
@@ -9260,7 +9791,7 @@
               <w:rPr>
                 <w:sz w:val="17"/>
               </w:rPr>
-              <w:t>Your last sentence is a summary. Replace it with what would change your mind.</w:t>
+              <w:t>One chain finished beats three started.</w:t>
             </w:r>
           </w:p>
         </w:tc>
@@ -9276,7 +9807,7 @@
               <w:rPr>
                 <w:sz w:val="17"/>
               </w:rPr>
-              <w:t>The single fastest upgrade available to a mid level answer.</w:t>
+              <w:t>Say it every time you set a 9 marker, until they say it back to you.</w:t>
             </w:r>
           </w:p>
         </w:tc>
@@ -9294,7 +9825,7 @@
               <w:rPr>
                 <w:sz w:val="17"/>
               </w:rPr>
-              <w:t>It depends is not a judgement until you say what it depends on.</w:t>
+              <w:t>Your last sentence is a summary. Replace it with what would change your mind.</w:t>
             </w:r>
           </w:p>
         </w:tc>
@@ -9310,7 +9841,7 @@
               <w:rPr>
                 <w:sz w:val="17"/>
               </w:rPr>
-              <w:t>Catches the hedge that looks like evaluation.</w:t>
+              <w:t>The single fastest upgrade available to a mid level answer.</w:t>
             </w:r>
           </w:p>
         </w:tc>
@@ -9328,7 +9859,7 @@
               <w:rPr>
                 <w:sz w:val="17"/>
               </w:rPr>
-              <w:t>You have described the option. Now tell me what happens to the business.</w:t>
+              <w:t>It depends is not a judgement until you say what it depends on.</w:t>
             </w:r>
           </w:p>
         </w:tc>
@@ -9344,7 +9875,7 @@
               <w:rPr>
                 <w:sz w:val="17"/>
               </w:rPr>
-              <w:t>The answer that explains what a bank loan is and never says what it does to Redgate.</w:t>
+              <w:t>Catches the hedge that looks like evaluation.</w:t>
             </w:r>
           </w:p>
         </w:tc>
@@ -9362,7 +9893,7 @@
               <w:rPr>
                 <w:sz w:val="17"/>
               </w:rPr>
-              <w:t>Read the first word of the question again. If it says Recommend, your first sentence is the recommendation.</w:t>
+              <w:t>You have described the option. Now tell me what happens to the business.</w:t>
             </w:r>
           </w:p>
         </w:tc>
@@ -9378,7 +9909,7 @@
               <w:rPr>
                 <w:sz w:val="17"/>
               </w:rPr>
-              <w:t>Say it in the reading time.</w:t>
+              <w:t>The answer that explains what a bank loan is and never says what it does to Redgate.</w:t>
             </w:r>
           </w:p>
         </w:tc>
@@ -9396,6 +9927,40 @@
               <w:rPr>
                 <w:sz w:val="17"/>
               </w:rPr>
+              <w:t>Read the first word of the question again. If it says Recommend, your first sentence is the recommendation.</w:t>
+            </w:r>
+          </w:p>
+        </w:tc>
+        <w:tc>
+          <w:tcPr>
+            <w:tcW w:type="dxa" w:w="5140"/>
+          </w:tcPr>
+          <w:p>
+            <w:pPr>
+              <w:spacing w:after="30" w:before="30"/>
+            </w:pPr>
+            <w:r>
+              <w:rPr>
+                <w:sz w:val="17"/>
+              </w:rPr>
+              <w:t>Say it in the reading time.</w:t>
+            </w:r>
+          </w:p>
+        </w:tc>
+      </w:tr>
+      <w:tr>
+        <w:tc>
+          <w:tcPr>
+            <w:tcW w:type="dxa" w:w="4920"/>
+          </w:tcPr>
+          <w:p>
+            <w:pPr>
+              <w:spacing w:after="30" w:before="30"/>
+            </w:pPr>
+            <w:r>
+              <w:rPr>
+                <w:sz w:val="17"/>
+              </w:rPr>
               <w:t>Every number in your answer comes from the case, or from a calculation on the case. Nothing else.</w:t>
             </w:r>
           </w:p>
@@ -9412,7 +9977,7 @@
               <w:rPr>
                 <w:sz w:val="17"/>
               </w:rPr>
-              <w:t>Stops invented figures, which cost application marks rather than earning them.</w:t>
+              <w:t>Stops invented figures, which cost application marks rather than earning them. On the 12 mark question say the second half too: the rubric asks for your own knowledge of business as well as the case, and there are knowledge marks for bringing it.</w:t>
             </w:r>
           </w:p>
         </w:tc>
@@ -9992,7 +10557,7 @@
               <w:rPr>
                 <w:sz w:val="17"/>
               </w:rPr>
-              <w:t>Do the 9 mark Recommend question first and the 9 mark Analyse question second.</w:t>
+              <w:t>Do the 9 mark Recommend question first and the 9 mark Justify question second. Then put one of Edexcel's 6 mark Analyse stems on the board beside them.</w:t>
             </w:r>
           </w:p>
         </w:tc>
@@ -10008,7 +10573,7 @@
               <w:rPr>
                 <w:sz w:val="17"/>
               </w:rPr>
-              <w:t>The contrast between the two teaches the command word better than any list of command words does.</w:t>
+              <w:t>Both 9 markers want a decision, so the pair teaches that. The 6 mark Analyse is the one that does not, and that is the real command word difference on Edexcel and the one students lose marks on.</w:t>
             </w:r>
           </w:p>
         </w:tc>
@@ -10058,7 +10623,7 @@
               <w:rPr>
                 <w:sz w:val="17"/>
               </w:rPr>
-              <w:t>You will find out in ten seconds how many of your class think an Analyse answer needs a conclusion.</w:t>
+              <w:t>Ask what is missing. The students who say a judgement are right, and on a 9 mark Justify the judgement is three of the nine marks. Sentences 7 to 9 are where they are.</w:t>
             </w:r>
           </w:p>
         </w:tc>
@@ -10138,17 +10703,18 @@
         </w:tblCellMar>
       </w:tblPr>
       <w:tblGrid>
-        <w:gridCol w:w="1684"/>
-        <w:gridCol w:w="1684"/>
-        <w:gridCol w:w="1684"/>
-        <w:gridCol w:w="1684"/>
-        <w:gridCol w:w="1684"/>
-        <w:gridCol w:w="1684"/>
+        <w:gridCol w:w="1444"/>
+        <w:gridCol w:w="1444"/>
+        <w:gridCol w:w="1444"/>
+        <w:gridCol w:w="1444"/>
+        <w:gridCol w:w="1444"/>
+        <w:gridCol w:w="1444"/>
+        <w:gridCol w:w="1444"/>
       </w:tblGrid>
       <w:tr>
         <w:tc>
           <w:tcPr>
-            <w:tcW w:type="dxa" w:w="3260"/>
+            <w:tcW w:type="dxa" w:w="2800"/>
             <w:shd w:val="clear" w:color="auto" w:fill="1F1F1F"/>
           </w:tcPr>
           <w:p>
@@ -10167,7 +10733,7 @@
         </w:tc>
         <w:tc>
           <w:tcPr>
-            <w:tcW w:type="dxa" w:w="1200"/>
+            <w:tcW w:type="dxa" w:w="1000"/>
             <w:shd w:val="clear" w:color="auto" w:fill="1F1F1F"/>
           </w:tcPr>
           <w:p>
@@ -10180,13 +10746,13 @@
                 <w:color w:val="FFFFFF"/>
                 <w:sz w:val="17"/>
               </w:rPr>
-              <w:t>Sentences</w:t>
-            </w:r>
-          </w:p>
-        </w:tc>
-        <w:tc>
-          <w:tcPr>
-            <w:tcW w:type="dxa" w:w="940"/>
+              <w:t>Board</w:t>
+            </w:r>
+          </w:p>
+        </w:tc>
+        <w:tc>
+          <w:tcPr>
+            <w:tcW w:type="dxa" w:w="1160"/>
             <w:shd w:val="clear" w:color="auto" w:fill="1F1F1F"/>
           </w:tcPr>
           <w:p>
@@ -10199,13 +10765,13 @@
                 <w:color w:val="FFFFFF"/>
                 <w:sz w:val="17"/>
               </w:rPr>
-              <w:t>Words</w:t>
-            </w:r>
-          </w:p>
-        </w:tc>
-        <w:tc>
-          <w:tcPr>
-            <w:tcW w:type="dxa" w:w="1420"/>
+              <w:t>Sentences</w:t>
+            </w:r>
+          </w:p>
+        </w:tc>
+        <w:tc>
+          <w:tcPr>
+            <w:tcW w:type="dxa" w:w="900"/>
             <w:shd w:val="clear" w:color="auto" w:fill="1F1F1F"/>
           </w:tcPr>
           <w:p>
@@ -10218,13 +10784,13 @@
                 <w:color w:val="FFFFFF"/>
                 <w:sz w:val="17"/>
               </w:rPr>
-              <w:t>Earn nothing</w:t>
-            </w:r>
-          </w:p>
-        </w:tc>
-        <w:tc>
-          <w:tcPr>
-            <w:tcW w:type="dxa" w:w="1560"/>
+              <w:t>Words</w:t>
+            </w:r>
+          </w:p>
+        </w:tc>
+        <w:tc>
+          <w:tcPr>
+            <w:tcW w:type="dxa" w:w="1360"/>
             <w:shd w:val="clear" w:color="auto" w:fill="1F1F1F"/>
           </w:tcPr>
           <w:p>
@@ -10237,13 +10803,13 @@
                 <w:color w:val="FFFFFF"/>
                 <w:sz w:val="17"/>
               </w:rPr>
-              <w:t>Carry a number</w:t>
-            </w:r>
-          </w:p>
-        </w:tc>
-        <w:tc>
-          <w:tcPr>
-            <w:tcW w:type="dxa" w:w="1680"/>
+              <w:t>Earn nothing</w:t>
+            </w:r>
+          </w:p>
+        </w:tc>
+        <w:tc>
+          <w:tcPr>
+            <w:tcW w:type="dxa" w:w="1480"/>
             <w:shd w:val="clear" w:color="auto" w:fill="1F1F1F"/>
           </w:tcPr>
           <w:p>
@@ -10256,6 +10822,25 @@
                 <w:color w:val="FFFFFF"/>
                 <w:sz w:val="17"/>
               </w:rPr>
+              <w:t>Carry a number</w:t>
+            </w:r>
+          </w:p>
+        </w:tc>
+        <w:tc>
+          <w:tcPr>
+            <w:tcW w:type="dxa" w:w="1360"/>
+            <w:shd w:val="clear" w:color="auto" w:fill="1F1F1F"/>
+          </w:tcPr>
+          <w:p>
+            <w:pPr>
+              <w:spacing w:after="30" w:before="30"/>
+            </w:pPr>
+            <w:r>
+              <w:rPr>
+                <w:b/>
+                <w:color w:val="FFFFFF"/>
+                <w:sz w:val="17"/>
+              </w:rPr>
               <w:t>Level reached</w:t>
             </w:r>
           </w:p>
@@ -10264,7 +10849,7 @@
       <w:tr>
         <w:tc>
           <w:tcPr>
-            <w:tcW w:type="dxa" w:w="3260"/>
+            <w:tcW w:type="dxa" w:w="2800"/>
           </w:tcPr>
           <w:p>
             <w:pPr>
@@ -10281,7 +10866,23 @@
         </w:tc>
         <w:tc>
           <w:tcPr>
-            <w:tcW w:type="dxa" w:w="1200"/>
+            <w:tcW w:type="dxa" w:w="1000"/>
+          </w:tcPr>
+          <w:p>
+            <w:pPr>
+              <w:spacing w:after="30" w:before="30"/>
+            </w:pPr>
+            <w:r>
+              <w:rPr>
+                <w:sz w:val="17"/>
+              </w:rPr>
+              <w:t>AQA</w:t>
+            </w:r>
+          </w:p>
+        </w:tc>
+        <w:tc>
+          <w:tcPr>
+            <w:tcW w:type="dxa" w:w="1160"/>
           </w:tcPr>
           <w:p>
             <w:pPr>
@@ -10297,7 +10898,7 @@
         </w:tc>
         <w:tc>
           <w:tcPr>
-            <w:tcW w:type="dxa" w:w="940"/>
+            <w:tcW w:type="dxa" w:w="900"/>
           </w:tcPr>
           <w:p>
             <w:pPr>
@@ -10313,7 +10914,7 @@
         </w:tc>
         <w:tc>
           <w:tcPr>
-            <w:tcW w:type="dxa" w:w="1420"/>
+            <w:tcW w:type="dxa" w:w="1360"/>
           </w:tcPr>
           <w:p>
             <w:pPr>
@@ -10329,7 +10930,7 @@
         </w:tc>
         <w:tc>
           <w:tcPr>
-            <w:tcW w:type="dxa" w:w="1560"/>
+            <w:tcW w:type="dxa" w:w="1480"/>
           </w:tcPr>
           <w:p>
             <w:pPr>
@@ -10345,7 +10946,7 @@
         </w:tc>
         <w:tc>
           <w:tcPr>
-            <w:tcW w:type="dxa" w:w="1680"/>
+            <w:tcW w:type="dxa" w:w="1360"/>
           </w:tcPr>
           <w:p>
             <w:pPr>
@@ -10363,7 +10964,7 @@
       <w:tr>
         <w:tc>
           <w:tcPr>
-            <w:tcW w:type="dxa" w:w="3260"/>
+            <w:tcW w:type="dxa" w:w="2800"/>
           </w:tcPr>
           <w:p>
             <w:pPr>
@@ -10380,7 +10981,23 @@
         </w:tc>
         <w:tc>
           <w:tcPr>
-            <w:tcW w:type="dxa" w:w="1200"/>
+            <w:tcW w:type="dxa" w:w="1000"/>
+          </w:tcPr>
+          <w:p>
+            <w:pPr>
+              <w:spacing w:after="30" w:before="30"/>
+            </w:pPr>
+            <w:r>
+              <w:rPr>
+                <w:sz w:val="17"/>
+              </w:rPr>
+              <w:t>AQA</w:t>
+            </w:r>
+          </w:p>
+        </w:tc>
+        <w:tc>
+          <w:tcPr>
+            <w:tcW w:type="dxa" w:w="1160"/>
           </w:tcPr>
           <w:p>
             <w:pPr>
@@ -10396,7 +11013,7 @@
         </w:tc>
         <w:tc>
           <w:tcPr>
-            <w:tcW w:type="dxa" w:w="940"/>
+            <w:tcW w:type="dxa" w:w="900"/>
           </w:tcPr>
           <w:p>
             <w:pPr>
@@ -10412,7 +11029,7 @@
         </w:tc>
         <w:tc>
           <w:tcPr>
-            <w:tcW w:type="dxa" w:w="1420"/>
+            <w:tcW w:type="dxa" w:w="1360"/>
           </w:tcPr>
           <w:p>
             <w:pPr>
@@ -10428,7 +11045,7 @@
         </w:tc>
         <w:tc>
           <w:tcPr>
-            <w:tcW w:type="dxa" w:w="1560"/>
+            <w:tcW w:type="dxa" w:w="1480"/>
           </w:tcPr>
           <w:p>
             <w:pPr>
@@ -10444,7 +11061,7 @@
         </w:tc>
         <w:tc>
           <w:tcPr>
-            <w:tcW w:type="dxa" w:w="1680"/>
+            <w:tcW w:type="dxa" w:w="1360"/>
           </w:tcPr>
           <w:p>
             <w:pPr>
@@ -10462,7 +11079,7 @@
       <w:tr>
         <w:tc>
           <w:tcPr>
-            <w:tcW w:type="dxa" w:w="3260"/>
+            <w:tcW w:type="dxa" w:w="2800"/>
           </w:tcPr>
           <w:p>
             <w:pPr>
@@ -10473,13 +11090,77 @@
                 <w:b/>
                 <w:sz w:val="17"/>
               </w:rPr>
-              <w:t>Question 3, 9 mark Analyse</w:t>
-            </w:r>
-          </w:p>
-        </w:tc>
-        <w:tc>
-          <w:tcPr>
-            <w:tcW w:type="dxa" w:w="1200"/>
+              <w:t>Question 3, 9 mark Justify</w:t>
+            </w:r>
+          </w:p>
+        </w:tc>
+        <w:tc>
+          <w:tcPr>
+            <w:tcW w:type="dxa" w:w="1000"/>
+          </w:tcPr>
+          <w:p>
+            <w:pPr>
+              <w:spacing w:after="30" w:before="30"/>
+            </w:pPr>
+            <w:r>
+              <w:rPr>
+                <w:sz w:val="17"/>
+              </w:rPr>
+              <w:t>Edexcel</w:t>
+            </w:r>
+          </w:p>
+        </w:tc>
+        <w:tc>
+          <w:tcPr>
+            <w:tcW w:type="dxa" w:w="1160"/>
+          </w:tcPr>
+          <w:p>
+            <w:pPr>
+              <w:spacing w:after="30" w:before="30"/>
+            </w:pPr>
+            <w:r>
+              <w:rPr>
+                <w:sz w:val="17"/>
+              </w:rPr>
+              <w:t>9</w:t>
+            </w:r>
+          </w:p>
+        </w:tc>
+        <w:tc>
+          <w:tcPr>
+            <w:tcW w:type="dxa" w:w="900"/>
+          </w:tcPr>
+          <w:p>
+            <w:pPr>
+              <w:spacing w:after="30" w:before="30"/>
+            </w:pPr>
+            <w:r>
+              <w:rPr>
+                <w:sz w:val="17"/>
+              </w:rPr>
+              <w:t>280</w:t>
+            </w:r>
+          </w:p>
+        </w:tc>
+        <w:tc>
+          <w:tcPr>
+            <w:tcW w:type="dxa" w:w="1360"/>
+          </w:tcPr>
+          <w:p>
+            <w:pPr>
+              <w:spacing w:after="30" w:before="30"/>
+            </w:pPr>
+            <w:r>
+              <w:rPr>
+                <w:sz w:val="17"/>
+              </w:rPr>
+              <w:t>1</w:t>
+            </w:r>
+          </w:p>
+        </w:tc>
+        <w:tc>
+          <w:tcPr>
+            <w:tcW w:type="dxa" w:w="1480"/>
           </w:tcPr>
           <w:p>
             <w:pPr>
@@ -10495,55 +11176,7 @@
         </w:tc>
         <w:tc>
           <w:tcPr>
-            <w:tcW w:type="dxa" w:w="940"/>
-          </w:tcPr>
-          <w:p>
-            <w:pPr>
-              <w:spacing w:after="30" w:before="30"/>
-            </w:pPr>
-            <w:r>
-              <w:rPr>
-                <w:sz w:val="17"/>
-              </w:rPr>
-              <w:t>208</w:t>
-            </w:r>
-          </w:p>
-        </w:tc>
-        <w:tc>
-          <w:tcPr>
-            <w:tcW w:type="dxa" w:w="1420"/>
-          </w:tcPr>
-          <w:p>
-            <w:pPr>
-              <w:spacing w:after="30" w:before="30"/>
-            </w:pPr>
-            <w:r>
-              <w:rPr>
-                <w:sz w:val="17"/>
-              </w:rPr>
-              <w:t>2</w:t>
-            </w:r>
-          </w:p>
-        </w:tc>
-        <w:tc>
-          <w:tcPr>
-            <w:tcW w:type="dxa" w:w="1560"/>
-          </w:tcPr>
-          <w:p>
-            <w:pPr>
-              <w:spacing w:after="30" w:before="30"/>
-            </w:pPr>
-            <w:r>
-              <w:rPr>
-                <w:sz w:val="17"/>
-              </w:rPr>
-              <w:t>5</w:t>
-            </w:r>
-          </w:p>
-        </w:tc>
-        <w:tc>
-          <w:tcPr>
-            <w:tcW w:type="dxa" w:w="1680"/>
+            <w:tcW w:type="dxa" w:w="1360"/>
           </w:tcPr>
           <w:p>
             <w:pPr>
@@ -10561,7 +11194,7 @@
       <w:tr>
         <w:tc>
           <w:tcPr>
-            <w:tcW w:type="dxa" w:w="3260"/>
+            <w:tcW w:type="dxa" w:w="2800"/>
           </w:tcPr>
           <w:p>
             <w:pPr>
@@ -10578,7 +11211,23 @@
         </w:tc>
         <w:tc>
           <w:tcPr>
-            <w:tcW w:type="dxa" w:w="1200"/>
+            <w:tcW w:type="dxa" w:w="1000"/>
+          </w:tcPr>
+          <w:p>
+            <w:pPr>
+              <w:spacing w:after="30" w:before="30"/>
+            </w:pPr>
+            <w:r>
+              <w:rPr>
+                <w:sz w:val="17"/>
+              </w:rPr>
+              <w:t>Edexcel</w:t>
+            </w:r>
+          </w:p>
+        </w:tc>
+        <w:tc>
+          <w:tcPr>
+            <w:tcW w:type="dxa" w:w="1160"/>
           </w:tcPr>
           <w:p>
             <w:pPr>
@@ -10594,7 +11243,7 @@
         </w:tc>
         <w:tc>
           <w:tcPr>
-            <w:tcW w:type="dxa" w:w="940"/>
+            <w:tcW w:type="dxa" w:w="900"/>
           </w:tcPr>
           <w:p>
             <w:pPr>
@@ -10610,7 +11259,7 @@
         </w:tc>
         <w:tc>
           <w:tcPr>
-            <w:tcW w:type="dxa" w:w="1420"/>
+            <w:tcW w:type="dxa" w:w="1360"/>
           </w:tcPr>
           <w:p>
             <w:pPr>
@@ -10626,7 +11275,7 @@
         </w:tc>
         <w:tc>
           <w:tcPr>
-            <w:tcW w:type="dxa" w:w="1560"/>
+            <w:tcW w:type="dxa" w:w="1480"/>
           </w:tcPr>
           <w:p>
             <w:pPr>
@@ -10642,17 +11291,17 @@
         </w:tc>
         <w:tc>
           <w:tcPr>
-            <w:tcW w:type="dxa" w:w="1680"/>
-          </w:tcPr>
-          <w:p>
-            <w:pPr>
-              <w:spacing w:after="30" w:before="30"/>
-            </w:pPr>
-            <w:r>
-              <w:rPr>
-                <w:sz w:val="17"/>
-              </w:rPr>
-              <w:t>L4, 12 out of 12</w:t>
+            <w:tcW w:type="dxa" w:w="1360"/>
+          </w:tcPr>
+          <w:p>
+            <w:pPr>
+              <w:spacing w:after="30" w:before="30"/>
+            </w:pPr>
+            <w:r>
+              <w:rPr>
+                <w:sz w:val="17"/>
+              </w:rPr>
+              <w:t>L3, 12 out of 12</w:t>
             </w:r>
           </w:p>
         </w:tc>
@@ -10664,7 +11313,300 @@
           <w:i/>
           <w:sz w:val="19"/>
         </w:rPr>
-        <w:t>Carry a number counts numerals only, so a sentence that says four mechanics or twelve weeks is not counted. The shortest answer in the pack reaches full marks, and the two longest both contain sentences that earn nothing. Put this table on the board before a timed write.</w:t>
+        <w:t>The board column matters in the last one: AQA's 12 mark grid has four levels of three marks and Edexcel's has three levels of four, so a top Edexcel answer is L3 and a top AQA answer is L4. Carry a number counts numerals only, so a sentence that says four mechanics or twelve weeks is not counted. The answer with the fewest sentences is one of the two that reach full marks, the longest is the other, and every one of the four contains at least one sentence that earns nothing. Length is not what separates them. Put this table on the board before a timed write.</w:t>
+      </w:r>
+    </w:p>
+    <w:p>
+      <w:pPr>
+        <w:pStyle w:val="Heading1"/>
+        <w:keepNext/>
+        <w:pageBreakBefore/>
+      </w:pPr>
+      <w:r>
+        <w:t>Where the claims in this pack were checked</w:t>
+      </w:r>
+    </w:p>
+    <w:p>
+      <w:r>
+        <w:t>This pack tells you what a sentence earns on a real paper, so every statement it makes about a board is checked against that board's own published document rather than against a revision site or somebody else's resource. A resource can repeat another resource's mistake without either of them noticing. These are the documents used. All of them are free on the boards' own sites, and if you think something here is wrong, these are the pages to argue with it from.</w:t>
+      </w:r>
+    </w:p>
+    <w:tbl>
+      <w:tblPr>
+        <w:tblStyle w:val="TableGrid"/>
+        <w:tblW w:type="auto" w:w="0"/>
+        <w:jc w:val="left"/>
+        <w:tblLayout w:type="fixed"/>
+        <w:tblLook w:firstColumn="1" w:firstRow="1" w:lastColumn="0" w:lastRow="0" w:noHBand="0" w:noVBand="1" w:val="04A0"/>
+        <w:tblCellMar>
+          <w:top w:w="40" w:type="dxa"/>
+          <w:left w:w="70" w:type="dxa"/>
+          <w:bottom w:w="40" w:type="dxa"/>
+          <w:right w:w="70" w:type="dxa"/>
+        </w:tblCellMar>
+      </w:tblPr>
+      <w:tblGrid>
+        <w:gridCol w:w="5053"/>
+        <w:gridCol w:w="5053"/>
+      </w:tblGrid>
+      <w:tr>
+        <w:tc>
+          <w:tcPr>
+            <w:tcW w:type="dxa" w:w="4000"/>
+            <w:shd w:val="clear" w:color="auto" w:fill="1F1F1F"/>
+          </w:tcPr>
+          <w:p>
+            <w:pPr>
+              <w:spacing w:after="30" w:before="30"/>
+            </w:pPr>
+            <w:r>
+              <w:rPr>
+                <w:b/>
+                <w:color w:val="FFFFFF"/>
+                <w:sz w:val="18"/>
+              </w:rPr>
+              <w:t>What was checked</w:t>
+            </w:r>
+          </w:p>
+        </w:tc>
+        <w:tc>
+          <w:tcPr>
+            <w:tcW w:type="dxa" w:w="6060"/>
+            <w:shd w:val="clear" w:color="auto" w:fill="1F1F1F"/>
+          </w:tcPr>
+          <w:p>
+            <w:pPr>
+              <w:spacing w:after="30" w:before="30"/>
+            </w:pPr>
+            <w:r>
+              <w:rPr>
+                <w:b/>
+                <w:color w:val="FFFFFF"/>
+                <w:sz w:val="18"/>
+              </w:rPr>
+              <w:t>The document it was checked against</w:t>
+            </w:r>
+          </w:p>
+        </w:tc>
+      </w:tr>
+      <w:tr>
+        <w:tc>
+          <w:tcPr>
+            <w:tcW w:type="dxa" w:w="4000"/>
+          </w:tcPr>
+          <w:p>
+            <w:pPr>
+              <w:spacing w:after="30" w:before="30"/>
+            </w:pPr>
+            <w:r>
+              <w:rPr>
+                <w:b/>
+                <w:sz w:val="18"/>
+              </w:rPr>
+              <w:t>Which command words each board uses, and what each one means</w:t>
+            </w:r>
+          </w:p>
+        </w:tc>
+        <w:tc>
+          <w:tcPr>
+            <w:tcW w:type="dxa" w:w="6060"/>
+          </w:tcPr>
+          <w:p>
+            <w:pPr>
+              <w:spacing w:after="30" w:before="30"/>
+            </w:pPr>
+            <w:r>
+              <w:rPr>
+                <w:sz w:val="18"/>
+              </w:rPr>
+              <w:t>AQA's published command words page for GCSE Business 8132, and Appendix 1 of the Pearson Edexcel GCSE (9 to 1) Business 1BS0 specification</w:t>
+            </w:r>
+          </w:p>
+        </w:tc>
+      </w:tr>
+      <w:tr>
+        <w:tc>
+          <w:tcPr>
+            <w:tcW w:type="dxa" w:w="4000"/>
+          </w:tcPr>
+          <w:p>
+            <w:pPr>
+              <w:spacing w:after="30" w:before="30"/>
+            </w:pPr>
+            <w:r>
+              <w:rPr>
+                <w:b/>
+                <w:sz w:val="18"/>
+              </w:rPr>
+              <w:t>The tariff each command word actually carries on Edexcel</w:t>
+            </w:r>
+          </w:p>
+        </w:tc>
+        <w:tc>
+          <w:tcPr>
+            <w:tcW w:type="dxa" w:w="6060"/>
+          </w:tcPr>
+          <w:p>
+            <w:pPr>
+              <w:spacing w:after="30" w:before="30"/>
+            </w:pPr>
+            <w:r>
+              <w:rPr>
+                <w:sz w:val="18"/>
+              </w:rPr>
+              <w:t>Pearson Edexcel GCSE Business 1BS0 Paper 1, Summer 2024, and the sample assessment materials for both papers</w:t>
+            </w:r>
+          </w:p>
+        </w:tc>
+      </w:tr>
+      <w:tr>
+        <w:tc>
+          <w:tcPr>
+            <w:tcW w:type="dxa" w:w="4000"/>
+          </w:tcPr>
+          <w:p>
+            <w:pPr>
+              <w:spacing w:after="30" w:before="30"/>
+            </w:pPr>
+            <w:r>
+              <w:rPr>
+                <w:b/>
+                <w:sz w:val="18"/>
+              </w:rPr>
+              <w:t>The objectives and the marks on the 9 mark Justify question</w:t>
+            </w:r>
+          </w:p>
+        </w:tc>
+        <w:tc>
+          <w:tcPr>
+            <w:tcW w:type="dxa" w:w="6060"/>
+          </w:tcPr>
+          <w:p>
+            <w:pPr>
+              <w:spacing w:after="30" w:before="30"/>
+            </w:pPr>
+            <w:r>
+              <w:rPr>
+                <w:sz w:val="18"/>
+              </w:rPr>
+              <w:t>Pearson's published model answers for the 9 mark Justify questions, with examiner commentary</w:t>
+            </w:r>
+          </w:p>
+        </w:tc>
+      </w:tr>
+      <w:tr>
+        <w:tc>
+          <w:tcPr>
+            <w:tcW w:type="dxa" w:w="4000"/>
+          </w:tcPr>
+          <w:p>
+            <w:pPr>
+              <w:spacing w:after="30" w:before="30"/>
+            </w:pPr>
+            <w:r>
+              <w:rPr>
+                <w:b/>
+                <w:sz w:val="18"/>
+              </w:rPr>
+              <w:t>The Edexcel level descriptors and mark bands, including the objective tagged on each bullet</w:t>
+            </w:r>
+          </w:p>
+        </w:tc>
+        <w:tc>
+          <w:tcPr>
+            <w:tcW w:type="dxa" w:w="6060"/>
+          </w:tcPr>
+          <w:p>
+            <w:pPr>
+              <w:spacing w:after="30" w:before="30"/>
+            </w:pPr>
+            <w:r>
+              <w:rPr>
+                <w:sz w:val="18"/>
+              </w:rPr>
+              <w:t>Pearson Edexcel GCSE Business 1BS0 Paper 1 mark scheme, Summer 2024</w:t>
+            </w:r>
+          </w:p>
+        </w:tc>
+      </w:tr>
+      <w:tr>
+        <w:tc>
+          <w:tcPr>
+            <w:tcW w:type="dxa" w:w="4000"/>
+          </w:tcPr>
+          <w:p>
+            <w:pPr>
+              <w:spacing w:after="30" w:before="30"/>
+            </w:pPr>
+            <w:r>
+              <w:rPr>
+                <w:b/>
+                <w:sz w:val="18"/>
+              </w:rPr>
+              <w:t>The AQA level descriptors and mark bands, and what separates Level 3 from Level 4</w:t>
+            </w:r>
+          </w:p>
+        </w:tc>
+        <w:tc>
+          <w:tcPr>
+            <w:tcW w:type="dxa" w:w="6060"/>
+          </w:tcPr>
+          <w:p>
+            <w:pPr>
+              <w:spacing w:after="30" w:before="30"/>
+            </w:pPr>
+            <w:r>
+              <w:rPr>
+                <w:sz w:val="18"/>
+              </w:rPr>
+              <w:t>AQA GCSE Business 8132/1 mark scheme, June 2023</w:t>
+            </w:r>
+          </w:p>
+        </w:tc>
+      </w:tr>
+      <w:tr>
+        <w:tc>
+          <w:tcPr>
+            <w:tcW w:type="dxa" w:w="4000"/>
+          </w:tcPr>
+          <w:p>
+            <w:pPr>
+              <w:spacing w:after="30" w:before="30"/>
+            </w:pPr>
+            <w:r>
+              <w:rPr>
+                <w:b/>
+                <w:sz w:val="18"/>
+              </w:rPr>
+              <w:t>Whether a calculation counts as knowledge or as application</w:t>
+            </w:r>
+          </w:p>
+        </w:tc>
+        <w:tc>
+          <w:tcPr>
+            <w:tcW w:type="dxa" w:w="6060"/>
+          </w:tcPr>
+          <w:p>
+            <w:pPr>
+              <w:spacing w:after="30" w:before="30"/>
+            </w:pPr>
+            <w:r>
+              <w:rPr>
+                <w:sz w:val="18"/>
+              </w:rPr>
+              <w:t>The mark scheme in the Pearson sample assessment materials, where the calculation questions are tagged AO2</w:t>
+            </w:r>
+          </w:p>
+        </w:tc>
+      </w:tr>
+    </w:tbl>
+    <w:p>
+      <w:r>
+        <w:rPr>
+          <w:i/>
+          <w:sz w:val="19"/>
+        </w:rPr>
+        <w:t>Specifications change. Check the date on whatever you download, and check it against the series your class is actually sitting.</w:t>
       </w:r>
     </w:p>
     <w:p>
@@ -10697,7 +11639,7 @@
           <w:b/>
           <w:sz w:val="19"/>
         </w:rPr>
-        <w:t>K knowledge, a term or a figure used correctly. AP application, only true of this business. AN analysis, a consequence carried through. EV evaluation, a judgement made and weighed. 0 nothing.</w:t>
+        <w:t>K knowledge, a term or concept used correctly with no reference to this business. AP application, only true of this business, and a figure from the case counts here rather than as K. AN analysis, a consequence carried through. EV evaluation, a judgement made and weighed. 0 nothing.</w:t>
       </w:r>
     </w:p>
     <w:tbl>
@@ -12251,7 +13193,7 @@
               <w:rPr>
                 <w:sz w:val="18"/>
               </w:rPr>
-              <w:t>Then have them count. Three sentences of knowledge, two chains and no judgement at all is the shape of a Level 2 answer, and it is the shape most of them write.</w:t>
+              <w:t>Then have them count. Three sentences of knowledge, two chains and no judgement at all does not reach Level 2 on either board, because both ask for a conclusion from Level 1 upwards. Counting is how a student sees that for themselves.</w:t>
             </w:r>
           </w:p>
         </w:tc>
